--- a/resources/systems/procedures/schoolwide/05-lunch-expectations.docx
+++ b/resources/systems/procedures/schoolwide/05-lunch-expectations.docx
@@ -43,7 +43,7 @@
           <w:szCs w:val="18"/>
           <w:rtl w:val="0"/>
         </w:rPr>
-        <w:t xml:space="preserve">School-Wide Procedures &amp; Practice — Foundation 3 of 5 · Matchbook Learning K–8 · All-Staff PD · July 23, 2026</w:t>
+        <w:t>School-Wide Procedures &amp; Practice · Foundation 3 of 5 · Matchbook Learning K–8 · Updated September 2026</w:t>
       </w:r>
       <w:r>
         <w:rPr>
@@ -143,200 +143,6 @@
         </w:rPr>
         <w:t xml:space="preserve">This also connects directly to Foundation 1: Adult Ownership. Amanda's session named three kinds of constancy — Emotional, Procedural, and Professional. Almost everything in this document is Procedural Constancy in action: proactively teaching expectations rather than reacting to their absence. Where a procedure leans more on Emotional Constancy (staying regulated, protecting dignity) or Professional Constancy (how adults coordinate with each other), it's named at the bottom of the card.</w:t>
       </w:r>
-      <w:r>
-        <w:rPr>
-          <w:rtl w:val="0"/>
-        </w:rPr>
-      </w:r>
-    </w:p>
-    <w:tbl>
-      <w:tblPr>
-        <w:tblStyle w:val="Table1"/>
-        <w:tblW w:w="10500.0" w:type="dxa"/>
-        <w:jc w:val="left"/>
-        <w:tblBorders>
-          <w:top w:color="d9d9d9" w:space="0" w:sz="4" w:val="single"/>
-          <w:left w:color="b3312c" w:space="0" w:sz="24" w:val="single"/>
-          <w:bottom w:color="d9d9d9" w:space="0" w:sz="4" w:val="single"/>
-          <w:right w:color="d9d9d9" w:space="0" w:sz="4" w:val="single"/>
-          <w:insideH w:color="000000" w:space="0" w:sz="0" w:val="nil"/>
-          <w:insideV w:color="000000" w:space="0" w:sz="0" w:val="nil"/>
-        </w:tblBorders>
-        <w:tblLayout w:type="fixed"/>
-        <w:tblLook w:val="0000"/>
-      </w:tblPr>
-      <w:tblGrid>
-        <w:gridCol w:w="10500"/>
-        <w:tblGridChange w:id="0">
-          <w:tblGrid>
-            <w:gridCol w:w="10500"/>
-          </w:tblGrid>
-        </w:tblGridChange>
-      </w:tblGrid>
-      <w:tr>
-        <w:trPr>
-          <w:cantSplit w:val="0"/>
-          <w:tblHeader w:val="0"/>
-        </w:trPr>
-        <w:tc>
-          <w:tcPr>
-            <w:shd w:fill="f2f2f2" w:val="clear"/>
-            <w:tcMar>
-              <w:top w:w="160.0" w:type="dxa"/>
-              <w:left w:w="200.0" w:type="dxa"/>
-              <w:bottom w:w="160.0" w:type="dxa"/>
-              <w:right w:w="200.0" w:type="dxa"/>
-            </w:tcMar>
-          </w:tcPr>
-          <w:p>
-            <w:pPr>
-              <w:spacing w:after="80" w:lineRule="auto"/>
-              <w:rPr/>
-            </w:pPr>
-            <w:r>
-              <w:rPr>
-                <w:rFonts w:ascii="Calibri" w:cs="Calibri" w:eastAsia="Calibri" w:hAnsi="Calibri"/>
-                <w:b w:val="1"/>
-                <w:bCs w:val="1"/>
-                <w:color w:val="b3312c"/>
-                <w:sz w:val="19"/>
-                <w:szCs w:val="19"/>
-                <w:rtl w:val="0"/>
-              </w:rPr>
-              <w:t xml:space="preserve">FORMAT NOTE</w:t>
-            </w:r>
-            <w:r>
-              <w:rPr>
-                <w:rtl w:val="0"/>
-              </w:rPr>
-            </w:r>
-          </w:p>
-          <w:p>
-            <w:pPr>
-              <w:spacing w:after="60" w:lineRule="auto"/>
-              <w:rPr/>
-            </w:pPr>
-            <w:r>
-              <w:rPr>
-                <w:rFonts w:ascii="Calibri" w:cs="Calibri" w:eastAsia="Calibri" w:hAnsi="Calibri"/>
-                <w:color w:val="1a1a1a"/>
-                <w:sz w:val="20"/>
-                <w:szCs w:val="20"/>
-                <w:rtl w:val="0"/>
-              </w:rPr>
-              <w:t xml:space="preserve">This follows the same shape used in the classroom-specific procedure cards — Teacher/Adult Does and Students Do, side by side. This is a school-wide procedure, not classroom-by-classroom, so there is no ‘Our Room’s Specifics’ column — the specification here is the specification, building-wide.</w:t>
-            </w:r>
-            <w:r>
-              <w:rPr>
-                <w:rtl w:val="0"/>
-              </w:rPr>
-            </w:r>
-          </w:p>
-        </w:tc>
-      </w:tr>
-    </w:tbl>
-    <w:p>
-      <w:pPr>
-        <w:spacing w:after="80" w:lineRule="auto"/>
-        <w:rPr/>
-      </w:pPr>
-      <w:r>
-        <w:rPr>
-          <w:rtl w:val="0"/>
-        </w:rPr>
-      </w:r>
-    </w:p>
-    <w:tbl>
-      <w:tblPr>
-        <w:tblStyle w:val="Table2"/>
-        <w:tblW w:w="10500.0" w:type="dxa"/>
-        <w:jc w:val="left"/>
-        <w:tblBorders>
-          <w:top w:color="d9d9d9" w:space="0" w:sz="4" w:val="single"/>
-          <w:left w:color="b3312c" w:space="0" w:sz="24" w:val="single"/>
-          <w:bottom w:color="d9d9d9" w:space="0" w:sz="4" w:val="single"/>
-          <w:right w:color="d9d9d9" w:space="0" w:sz="4" w:val="single"/>
-          <w:insideH w:color="000000" w:space="0" w:sz="0" w:val="nil"/>
-          <w:insideV w:color="000000" w:space="0" w:sz="0" w:val="nil"/>
-        </w:tblBorders>
-        <w:tblLayout w:type="fixed"/>
-        <w:tblLook w:val="0000"/>
-      </w:tblPr>
-      <w:tblGrid>
-        <w:gridCol w:w="10500"/>
-        <w:tblGridChange w:id="0">
-          <w:tblGrid>
-            <w:gridCol w:w="10500"/>
-          </w:tblGrid>
-        </w:tblGridChange>
-      </w:tblGrid>
-      <w:tr>
-        <w:trPr>
-          <w:cantSplit w:val="0"/>
-          <w:tblHeader w:val="0"/>
-        </w:trPr>
-        <w:tc>
-          <w:tcPr>
-            <w:shd w:fill="f2f2f2" w:val="clear"/>
-            <w:tcMar>
-              <w:top w:w="160.0" w:type="dxa"/>
-              <w:left w:w="200.0" w:type="dxa"/>
-              <w:bottom w:w="160.0" w:type="dxa"/>
-              <w:right w:w="200.0" w:type="dxa"/>
-            </w:tcMar>
-          </w:tcPr>
-          <w:p>
-            <w:pPr>
-              <w:spacing w:after="80" w:lineRule="auto"/>
-              <w:rPr/>
-            </w:pPr>
-            <w:r>
-              <w:rPr>
-                <w:rFonts w:ascii="Calibri" w:cs="Calibri" w:eastAsia="Calibri" w:hAnsi="Calibri"/>
-                <w:b w:val="1"/>
-                <w:bCs w:val="1"/>
-                <w:color w:val="b3312c"/>
-                <w:sz w:val="19"/>
-                <w:szCs w:val="19"/>
-                <w:rtl w:val="0"/>
-              </w:rPr>
-              <w:t xml:space="preserve">THIS IS A LIVING DOCUMENT</w:t>
-            </w:r>
-            <w:r>
-              <w:rPr>
-                <w:rtl w:val="0"/>
-              </w:rPr>
-            </w:r>
-          </w:p>
-          <w:p>
-            <w:pPr>
-              <w:spacing w:after="60" w:lineRule="auto"/>
-              <w:rPr/>
-            </w:pPr>
-            <w:r>
-              <w:rPr>
-                <w:rFonts w:ascii="Calibri" w:cs="Calibri" w:eastAsia="Calibri" w:hAnsi="Calibri"/>
-                <w:color w:val="1a1a1a"/>
-                <w:sz w:val="20"/>
-                <w:szCs w:val="20"/>
-                <w:rtl w:val="0"/>
-              </w:rPr>
-              <w:t xml:space="preserve">A few specifics in this document were genuinely undecided when it was written. Rather than leave them blank, a call was made so staff have one clear answer to teach and hold — those calls are marked ✎ throughout. None of them are permanent. If one doesn’t hold up in practice, revise it and move on — that’s expected, not a failure of the plan.</w:t>
-            </w:r>
-            <w:r>
-              <w:rPr>
-                <w:rtl w:val="0"/>
-              </w:rPr>
-            </w:r>
-          </w:p>
-        </w:tc>
-      </w:tr>
-    </w:tbl>
-    <w:p>
-      <w:pPr>
-        <w:spacing w:after="80" w:lineRule="auto"/>
-        <w:rPr/>
-      </w:pPr>
       <w:r>
         <w:rPr>
           <w:rtl w:val="0"/>
@@ -566,7 +372,10 @@
     </w:p>
     <w:p>
       <w:pPr>
-        <w:spacing w:after="200" w:before="0" w:lineRule="auto"/>
+        <w:pBdr>
+          <w:top w:color="d9d9d9" w:space="6" w:sz="4" w:val="single"/>
+        </w:pBdr>
+        <w:spacing w:before="200" w:lineRule="auto"/>
         <w:rPr/>
       </w:pPr>
       <w:r>
@@ -575,11 +384,11 @@
           <w:i w:val="1"/>
           <w:iCs w:val="1"/>
           <w:color w:val="6e6e6e"/>
-          <w:sz w:val="18"/>
-          <w:szCs w:val="18"/>
-          <w:rtl w:val="0"/>
-        </w:rPr>
-        <w:t xml:space="preserve">5 periods, by grade band: K/DREAM · 1–2 · 3–4 · 5–6 · 7–8</w:t>
+          <w:sz w:val="16"/>
+          <w:szCs w:val="16"/>
+          <w:rtl w:val="0"/>
+        </w:rPr>
+        <w:t>Five lunch periods by grade band: K/DREAM · 1–2 · 3–4 · 5–6 · 7–8 · Six steps, every period</w:t>
       </w:r>
       <w:r>
         <w:rPr>
@@ -602,7 +411,7 @@
           <w:szCs w:val="20"/>
           <w:rtl w:val="0"/>
         </w:rPr>
-        <w:t xml:space="preserve">RATIONALE</w:t>
+        <w:t>RATIONALE</w:t>
       </w:r>
       <w:r>
         <w:rPr>
@@ -627,7 +436,7 @@
           <w:szCs w:val="21"/>
           <w:rtl w:val="0"/>
         </w:rPr>
-        <w:t xml:space="preserve">Lunch is unsupervised by the homeroom teacher in the way a classroom is, which makes it the routine most dependent on adults holding a fixed position and a predictable structure. A table-by-table dismissal with a visible order, and adults who own a section rather than circulate, means the standard doesn't depend on one adult's attention being everywhere at once.</w:t>
+        <w:t>Lunch runs on the same six steps every day, in every grade band. Four adult posts carry the routine: Greeter, Navigator, MC, and Monitor. Each post owns one part of the period, so the standard holds no matter which adults are on duty. Students learn the steps from the Cafeteria student presentation for their grade band and carry the same six steps on the lunch handout.</w:t>
       </w:r>
       <w:r>
         <w:rPr>
@@ -650,7 +459,420 @@
           <w:szCs w:val="20"/>
           <w:rtl w:val="0"/>
         </w:rPr>
-        <w:t xml:space="preserve">ENTRY &amp; SEATING</w:t>
+        <w:t>THE SIX STEPS</w:t>
+      </w:r>
+      <w:r>
+        <w:rPr>
+          <w:rtl w:val="0"/>
+        </w:rPr>
+      </w:r>
+    </w:p>
+    <w:p>
+      <w:pPr>
+        <w:spacing w:after="120" w:before="0" w:lineRule="auto"/>
+        <w:rPr/>
+      </w:pPr>
+      <w:r>
+        <w:rPr>
+          <w:rFonts w:ascii="Calibri" w:cs="Calibri" w:eastAsia="Calibri" w:hAnsi="Calibri"/>
+          <w:b w:val="0"/>
+          <w:bCs w:val="0"/>
+          <w:i w:val="0"/>
+          <w:iCs w:val="0"/>
+          <w:color w:val="1a1a1a"/>
+          <w:sz w:val="21"/>
+          <w:szCs w:val="21"/>
+          <w:rtl w:val="0"/>
+        </w:rPr>
+        <w:t>1. Enter and walk.</w:t>
+      </w:r>
+      <w:r>
+        <w:rPr>
+          <w:rtl w:val="0"/>
+        </w:rPr>
+      </w:r>
+    </w:p>
+    <w:p>
+      <w:pPr>
+        <w:spacing w:after="120" w:before="0" w:lineRule="auto"/>
+        <w:rPr/>
+      </w:pPr>
+      <w:r>
+        <w:rPr>
+          <w:rFonts w:ascii="Calibri" w:cs="Calibri" w:eastAsia="Calibri" w:hAnsi="Calibri"/>
+          <w:b w:val="0"/>
+          <w:bCs w:val="0"/>
+          <w:i w:val="0"/>
+          <w:iCs w:val="0"/>
+          <w:color w:val="1a1a1a"/>
+          <w:sz w:val="21"/>
+          <w:szCs w:val="21"/>
+          <w:rtl w:val="0"/>
+        </w:rPr>
+        <w:t>2. Get your tray.</w:t>
+      </w:r>
+      <w:r>
+        <w:rPr>
+          <w:rtl w:val="0"/>
+        </w:rPr>
+      </w:r>
+    </w:p>
+    <w:p>
+      <w:pPr>
+        <w:spacing w:after="120" w:before="0" w:lineRule="auto"/>
+        <w:rPr/>
+      </w:pPr>
+      <w:r>
+        <w:rPr>
+          <w:rFonts w:ascii="Calibri" w:cs="Calibri" w:eastAsia="Calibri" w:hAnsi="Calibri"/>
+          <w:b w:val="0"/>
+          <w:bCs w:val="0"/>
+          <w:i w:val="0"/>
+          <w:iCs w:val="0"/>
+          <w:color w:val="1a1a1a"/>
+          <w:sz w:val="21"/>
+          <w:szCs w:val="21"/>
+          <w:rtl w:val="0"/>
+        </w:rPr>
+        <w:t>3. Sit at your spot.</w:t>
+      </w:r>
+      <w:r>
+        <w:rPr>
+          <w:rtl w:val="0"/>
+        </w:rPr>
+      </w:r>
+    </w:p>
+    <w:p>
+      <w:pPr>
+        <w:spacing w:after="120" w:before="0" w:lineRule="auto"/>
+        <w:rPr/>
+      </w:pPr>
+      <w:r>
+        <w:rPr>
+          <w:rFonts w:ascii="Calibri" w:cs="Calibri" w:eastAsia="Calibri" w:hAnsi="Calibri"/>
+          <w:b w:val="0"/>
+          <w:bCs w:val="0"/>
+          <w:i w:val="0"/>
+          <w:iCs w:val="0"/>
+          <w:color w:val="1a1a1a"/>
+          <w:sz w:val="21"/>
+          <w:szCs w:val="21"/>
+          <w:rtl w:val="0"/>
+        </w:rPr>
+        <w:t>4. Eat.</w:t>
+      </w:r>
+      <w:r>
+        <w:rPr>
+          <w:rtl w:val="0"/>
+        </w:rPr>
+      </w:r>
+    </w:p>
+    <w:p>
+      <w:pPr>
+        <w:spacing w:after="120" w:before="0" w:lineRule="auto"/>
+        <w:rPr/>
+      </w:pPr>
+      <w:r>
+        <w:rPr>
+          <w:rFonts w:ascii="Calibri" w:cs="Calibri" w:eastAsia="Calibri" w:hAnsi="Calibri"/>
+          <w:b w:val="0"/>
+          <w:bCs w:val="0"/>
+          <w:i w:val="0"/>
+          <w:iCs w:val="0"/>
+          <w:color w:val="1a1a1a"/>
+          <w:sz w:val="21"/>
+          <w:szCs w:val="21"/>
+          <w:rtl w:val="0"/>
+        </w:rPr>
+        <w:t>5. Clean your area.</w:t>
+      </w:r>
+      <w:r>
+        <w:rPr>
+          <w:rtl w:val="0"/>
+        </w:rPr>
+      </w:r>
+    </w:p>
+    <w:p>
+      <w:pPr>
+        <w:spacing w:after="120" w:before="0" w:lineRule="auto"/>
+        <w:rPr/>
+      </w:pPr>
+      <w:r>
+        <w:rPr>
+          <w:rFonts w:ascii="Calibri" w:cs="Calibri" w:eastAsia="Calibri" w:hAnsi="Calibri"/>
+          <w:b w:val="0"/>
+          <w:bCs w:val="0"/>
+          <w:i w:val="0"/>
+          <w:iCs w:val="0"/>
+          <w:color w:val="1a1a1a"/>
+          <w:sz w:val="21"/>
+          <w:szCs w:val="21"/>
+          <w:rtl w:val="0"/>
+        </w:rPr>
+        <w:t>6. Line up at Level 1.</w:t>
+      </w:r>
+      <w:r>
+        <w:rPr>
+          <w:rtl w:val="0"/>
+        </w:rPr>
+      </w:r>
+    </w:p>
+    <w:p>
+      <w:pPr>
+        <w:spacing w:after="120" w:before="0" w:lineRule="auto"/>
+        <w:rPr/>
+      </w:pPr>
+      <w:r>
+        <w:rPr>
+          <w:rFonts w:ascii="Calibri" w:cs="Calibri" w:eastAsia="Calibri" w:hAnsi="Calibri"/>
+          <w:b w:val="0"/>
+          <w:bCs w:val="0"/>
+          <w:i w:val="0"/>
+          <w:iCs w:val="0"/>
+          <w:color w:val="1a1a1a"/>
+          <w:sz w:val="21"/>
+          <w:szCs w:val="21"/>
+          <w:rtl w:val="0"/>
+        </w:rPr>
+        <w:t>Student cue: “Walk in. Tray first. Sit at my spot. Clean, then Level 1.”</w:t>
+      </w:r>
+      <w:r>
+        <w:rPr>
+          <w:rtl w:val="0"/>
+        </w:rPr>
+      </w:r>
+    </w:p>
+    <w:p>
+      <w:pPr>
+        <w:spacing w:after="100" w:before="260" w:lineRule="auto"/>
+        <w:rPr/>
+      </w:pPr>
+      <w:r>
+        <w:rPr>
+          <w:rFonts w:ascii="Calibri" w:cs="Calibri" w:eastAsia="Calibri" w:hAnsi="Calibri"/>
+          <w:b w:val="1"/>
+          <w:bCs w:val="1"/>
+          <w:color w:val="b3312c"/>
+          <w:sz w:val="20"/>
+          <w:szCs w:val="20"/>
+          <w:rtl w:val="0"/>
+        </w:rPr>
+        <w:t>THE FOUR ADULT POSTS</w:t>
+      </w:r>
+      <w:r>
+        <w:rPr>
+          <w:rtl w:val="0"/>
+        </w:rPr>
+      </w:r>
+    </w:p>
+    <w:p>
+      <w:pPr>
+        <w:keepNext w:val="0"/>
+        <w:keepLines w:val="0"/>
+        <w:pageBreakBefore w:val="0"/>
+        <w:widowControl w:val="1"/>
+        <w:numPr>
+          <w:ilvl w:val="0"/>
+          <w:numId w:val="1"/>
+        </w:numPr>
+        <w:pBdr>
+          <w:top w:space="0" w:sz="0" w:val="nil"/>
+          <w:left w:space="0" w:sz="0" w:val="nil"/>
+          <w:bottom w:space="0" w:sz="0" w:val="nil"/>
+          <w:right w:space="0" w:sz="0" w:val="nil"/>
+          <w:between w:space="0" w:sz="0" w:val="nil"/>
+        </w:pBdr>
+        <w:shd w:fill="auto" w:val="clear"/>
+        <w:spacing w:after="80" w:before="0" w:line="240" w:lineRule="auto"/>
+        <w:ind w:left="720" w:right="0" w:hanging="360"/>
+        <w:jc w:val="left"/>
+        <w:rPr/>
+      </w:pPr>
+      <w:r>
+        <w:rPr>
+          <w:rFonts w:ascii="Calibri" w:cs="Calibri" w:eastAsia="Calibri" w:hAnsi="Calibri"/>
+          <w:b w:val="0"/>
+          <w:bCs w:val="0"/>
+          <w:i w:val="0"/>
+          <w:iCs w:val="0"/>
+          <w:smallCaps w:val="0"/>
+          <w:strike w:val="0"/>
+          <w:color w:val="1a1a1a"/>
+          <w:sz w:val="21"/>
+          <w:szCs w:val="21"/>
+          <w:u w:val="none"/>
+          <w:shd w:fill="auto" w:val="clear"/>
+          <w:vertAlign w:val="baseline"/>
+          <w:rtl w:val="0"/>
+        </w:rPr>
+        <w:t>Greeter: at the door. Welcomes each class and sends it to the right serving line.</w:t>
+      </w:r>
+      <w:r>
+        <w:rPr>
+          <w:rtl w:val="0"/>
+        </w:rPr>
+      </w:r>
+    </w:p>
+    <w:p>
+      <w:pPr>
+        <w:keepNext w:val="0"/>
+        <w:keepLines w:val="0"/>
+        <w:pageBreakBefore w:val="0"/>
+        <w:widowControl w:val="1"/>
+        <w:numPr>
+          <w:ilvl w:val="0"/>
+          <w:numId w:val="1"/>
+        </w:numPr>
+        <w:pBdr>
+          <w:top w:space="0" w:sz="0" w:val="nil"/>
+          <w:left w:space="0" w:sz="0" w:val="nil"/>
+          <w:bottom w:space="0" w:sz="0" w:val="nil"/>
+          <w:right w:space="0" w:sz="0" w:val="nil"/>
+          <w:between w:space="0" w:sz="0" w:val="nil"/>
+        </w:pBdr>
+        <w:shd w:fill="auto" w:val="clear"/>
+        <w:spacing w:after="80" w:before="0" w:line="240" w:lineRule="auto"/>
+        <w:ind w:left="720" w:right="0" w:hanging="360"/>
+        <w:jc w:val="left"/>
+        <w:rPr/>
+      </w:pPr>
+      <w:r>
+        <w:rPr>
+          <w:rFonts w:ascii="Calibri" w:cs="Calibri" w:eastAsia="Calibri" w:hAnsi="Calibri"/>
+          <w:b w:val="0"/>
+          <w:bCs w:val="0"/>
+          <w:i w:val="0"/>
+          <w:iCs w:val="0"/>
+          <w:smallCaps w:val="0"/>
+          <w:strike w:val="0"/>
+          <w:color w:val="1a1a1a"/>
+          <w:sz w:val="21"/>
+          <w:szCs w:val="21"/>
+          <w:u w:val="none"/>
+          <w:shd w:fill="auto" w:val="clear"/>
+          <w:vertAlign w:val="baseline"/>
+          <w:rtl w:val="0"/>
+        </w:rPr>
+        <w:t>Navigator: keeps the serving line moving and guides each class to its lettered row.</w:t>
+      </w:r>
+      <w:r>
+        <w:rPr>
+          <w:rtl w:val="0"/>
+        </w:rPr>
+      </w:r>
+    </w:p>
+    <w:p>
+      <w:pPr>
+        <w:keepNext w:val="0"/>
+        <w:keepLines w:val="0"/>
+        <w:pageBreakBefore w:val="0"/>
+        <w:widowControl w:val="1"/>
+        <w:numPr>
+          <w:ilvl w:val="0"/>
+          <w:numId w:val="1"/>
+        </w:numPr>
+        <w:pBdr>
+          <w:top w:space="0" w:sz="0" w:val="nil"/>
+          <w:left w:space="0" w:sz="0" w:val="nil"/>
+          <w:bottom w:space="0" w:sz="0" w:val="nil"/>
+          <w:right w:space="0" w:sz="0" w:val="nil"/>
+          <w:between w:space="0" w:sz="0" w:val="nil"/>
+        </w:pBdr>
+        <w:shd w:fill="auto" w:val="clear"/>
+        <w:spacing w:after="80" w:before="0" w:line="240" w:lineRule="auto"/>
+        <w:ind w:left="720" w:right="0" w:hanging="360"/>
+        <w:jc w:val="left"/>
+        <w:rPr/>
+      </w:pPr>
+      <w:r>
+        <w:rPr>
+          <w:rFonts w:ascii="Calibri" w:cs="Calibri" w:eastAsia="Calibri" w:hAnsi="Calibri"/>
+          <w:b w:val="0"/>
+          <w:bCs w:val="0"/>
+          <w:i w:val="0"/>
+          <w:iCs w:val="0"/>
+          <w:smallCaps w:val="0"/>
+          <w:strike w:val="0"/>
+          <w:color w:val="1a1a1a"/>
+          <w:sz w:val="21"/>
+          <w:szCs w:val="21"/>
+          <w:u w:val="none"/>
+          <w:shd w:fill="auto" w:val="clear"/>
+          <w:vertAlign w:val="baseline"/>
+          <w:rtl w:val="0"/>
+        </w:rPr>
+        <w:t>MC: runs the countdown on the screen, shows and calls the voice level, and gives the 2-minute signal.</w:t>
+      </w:r>
+      <w:r>
+        <w:rPr>
+          <w:rtl w:val="0"/>
+        </w:rPr>
+      </w:r>
+    </w:p>
+    <w:p>
+      <w:pPr>
+        <w:keepNext w:val="0"/>
+        <w:keepLines w:val="0"/>
+        <w:pageBreakBefore w:val="0"/>
+        <w:widowControl w:val="1"/>
+        <w:numPr>
+          <w:ilvl w:val="0"/>
+          <w:numId w:val="1"/>
+        </w:numPr>
+        <w:pBdr>
+          <w:top w:space="0" w:sz="0" w:val="nil"/>
+          <w:left w:space="0" w:sz="0" w:val="nil"/>
+          <w:bottom w:space="0" w:sz="0" w:val="nil"/>
+          <w:right w:space="0" w:sz="0" w:val="nil"/>
+          <w:between w:space="0" w:sz="0" w:val="nil"/>
+        </w:pBdr>
+        <w:shd w:fill="auto" w:val="clear"/>
+        <w:spacing w:after="80" w:before="0" w:line="240" w:lineRule="auto"/>
+        <w:ind w:left="720" w:right="0" w:hanging="360"/>
+        <w:jc w:val="left"/>
+        <w:rPr/>
+      </w:pPr>
+      <w:r>
+        <w:rPr>
+          <w:rFonts w:ascii="Calibri" w:cs="Calibri" w:eastAsia="Calibri" w:hAnsi="Calibri"/>
+          <w:b w:val="0"/>
+          <w:bCs w:val="0"/>
+          <w:i w:val="0"/>
+          <w:iCs w:val="0"/>
+          <w:smallCaps w:val="0"/>
+          <w:strike w:val="0"/>
+          <w:color w:val="1a1a1a"/>
+          <w:sz w:val="21"/>
+          <w:szCs w:val="21"/>
+          <w:u w:val="none"/>
+          <w:shd w:fill="auto" w:val="clear"/>
+          <w:vertAlign w:val="baseline"/>
+          <w:rtl w:val="0"/>
+        </w:rPr>
+        <w:t>Monitor: owns assigned rows, answers raised hands at the student's spot, and checks cleanup before each row is released.</w:t>
+      </w:r>
+      <w:r>
+        <w:rPr>
+          <w:rtl w:val="0"/>
+        </w:rPr>
+      </w:r>
+    </w:p>
+    <w:p>
+      <w:pPr>
+        <w:spacing w:after="100" w:before="260" w:lineRule="auto"/>
+        <w:rPr/>
+      </w:pPr>
+      <w:r>
+        <w:rPr>
+          <w:rFonts w:ascii="Calibri" w:cs="Calibri" w:eastAsia="Calibri" w:hAnsi="Calibri"/>
+          <w:b w:val="1"/>
+          <w:bCs w:val="1"/>
+          <w:color w:val="b3312c"/>
+          <w:sz w:val="20"/>
+          <w:szCs w:val="20"/>
+          <w:rtl w:val="0"/>
+        </w:rPr>
+        <w:t>ENTRY &amp; SERVING LINE</w:t>
       </w:r>
       <w:r>
         <w:rPr>
@@ -796,7 +1018,7 @@
       </w:tr>
       <w:tr>
         <w:trPr>
-          <w:cantSplit w:val="0"/>
+          <w:cantSplit w:val="1"/>
           <w:tblHeader w:val="0"/>
         </w:trPr>
         <w:tc>
@@ -823,7 +1045,7 @@
                 <w:szCs w:val="19"/>
                 <w:rtl w:val="0"/>
               </w:rPr>
-              <w:t xml:space="preserve">Entry</w:t>
+              <w:t>Entry</w:t>
             </w:r>
             <w:r>
               <w:rPr>
@@ -856,7 +1078,7 @@
                 <w:szCs w:val="19"/>
                 <w:rtl w:val="0"/>
               </w:rPr>
-              <w:t xml:space="preserve">Each homeroom has 4 assigned tables.</w:t>
+              <w:t>Homeroom teacher walks the class to the cafeteria door. Greeter welcomes the class and sends it to the correct serving line.</w:t>
             </w:r>
             <w:r>
               <w:rPr>
@@ -889,7 +1111,7 @@
                 <w:szCs w:val="19"/>
                 <w:rtl w:val="0"/>
               </w:rPr>
-              <w:t xml:space="preserve">Enter, sit down first — no line-up before eating. Sit with homeroom only, no mixing between classes.</w:t>
+              <w:t>Enter and walk. Voice at the level shown on the screen.</w:t>
             </w:r>
             <w:r>
               <w:rPr>
@@ -901,12 +1123,12 @@
       </w:tr>
       <w:tr>
         <w:trPr>
-          <w:cantSplit w:val="0"/>
+          <w:cantSplit w:val="1"/>
           <w:tblHeader w:val="0"/>
         </w:trPr>
         <w:tc>
           <w:tcPr>
-            <w:shd w:fill="f2f2f2" w:val="clear"/>
+            <w:shd w:fill="ffffff" w:val="clear"/>
             <w:tcMar>
               <w:top w:w="100.0" w:type="dxa"/>
               <w:left w:w="120.0" w:type="dxa"/>
@@ -928,7 +1150,7 @@
                 <w:szCs w:val="19"/>
                 <w:rtl w:val="0"/>
               </w:rPr>
-              <w:t xml:space="preserve">Seated</w:t>
+              <w:t>Serving line</w:t>
             </w:r>
             <w:r>
               <w:rPr>
@@ -939,7 +1161,7 @@
         </w:tc>
         <w:tc>
           <w:tcPr>
-            <w:shd w:fill="f2f2f2" w:val="clear"/>
+            <w:shd w:fill="ffffff" w:val="clear"/>
             <w:tcMar>
               <w:top w:w="100.0" w:type="dxa"/>
               <w:left w:w="120.0" w:type="dxa"/>
@@ -961,7 +1183,7 @@
                 <w:szCs w:val="19"/>
                 <w:rtl w:val="0"/>
               </w:rPr>
-              <w:t xml:space="preserve">—</w:t>
+              <w:t>Navigator keeps the line moving and prompts: “Get everything you need before you sit down.”</w:t>
             </w:r>
             <w:r>
               <w:rPr>
@@ -972,7 +1194,7 @@
         </w:tc>
         <w:tc>
           <w:tcPr>
-            <w:shd w:fill="f2f2f2" w:val="clear"/>
+            <w:shd w:fill="ffffff" w:val="clear"/>
             <w:tcMar>
               <w:top w:w="100.0" w:type="dxa"/>
               <w:left w:w="120.0" w:type="dxa"/>
@@ -994,7 +1216,7 @@
                 <w:szCs w:val="19"/>
                 <w:rtl w:val="0"/>
               </w:rPr>
-              <w:t xml:space="preserve">Once seated, stay seated — no getting up for any reason until dismissed.</w:t>
+              <w:t>Get the tray, utensils, napkin, and drink before sitting. No return trips to the line.</w:t>
             </w:r>
             <w:r>
               <w:rPr>
@@ -1020,7 +1242,7 @@
           <w:szCs w:val="20"/>
           <w:rtl w:val="0"/>
         </w:rPr>
-        <w:t xml:space="preserve">DISMISSAL TO THE SERVING LINE</w:t>
+        <w:t>SEATING</w:t>
       </w:r>
       <w:r>
         <w:rPr>
@@ -1030,7 +1252,7 @@
     </w:p>
     <w:tbl>
       <w:tblPr>
-        <w:tblStyle w:val="Table5"/>
+        <w:tblStyle w:val="Table4"/>
         <w:tblW w:w="10500.0" w:type="dxa"/>
         <w:jc w:val="left"/>
         <w:tblBorders>
@@ -1166,7 +1388,7 @@
       </w:tr>
       <w:tr>
         <w:trPr>
-          <w:cantSplit w:val="0"/>
+          <w:cantSplit w:val="1"/>
           <w:tblHeader w:val="0"/>
         </w:trPr>
         <w:tc>
@@ -1193,7 +1415,7 @@
                 <w:szCs w:val="19"/>
                 <w:rtl w:val="0"/>
               </w:rPr>
-              <w:t xml:space="preserve">Call</w:t>
+              <w:t>Rows</w:t>
             </w:r>
             <w:r>
               <w:rPr>
@@ -1226,7 +1448,7 @@
                 <w:szCs w:val="19"/>
                 <w:rtl w:val="0"/>
               </w:rPr>
-              <w:t xml:space="preserve">Calls one table at a time, in sequence (Table 1 nearest the entry door → Table 4 nearest the window wall).</w:t>
+              <w:t>Navigator guides each class to its lettered row (A, B, C…) and helps students find their spots.</w:t>
             </w:r>
             <w:r>
               <w:rPr>
@@ -1259,7 +1481,7 @@
                 <w:szCs w:val="19"/>
                 <w:rtl w:val="0"/>
               </w:rPr>
-              <w:t xml:space="preserve">Called table stands, walks — never faster — to the line.</w:t>
+              <w:t>Sit at your spot in your class's row. Same row, same spot, every day.</w:t>
             </w:r>
             <w:r>
               <w:rPr>
@@ -1271,12 +1493,12 @@
       </w:tr>
       <w:tr>
         <w:trPr>
-          <w:cantSplit w:val="0"/>
+          <w:cantSplit w:val="1"/>
           <w:tblHeader w:val="0"/>
         </w:trPr>
         <w:tc>
           <w:tcPr>
-            <w:shd w:fill="f2f2f2" w:val="clear"/>
+            <w:shd w:fill="ffffff" w:val="clear"/>
             <w:tcMar>
               <w:top w:w="100.0" w:type="dxa"/>
               <w:left w:w="120.0" w:type="dxa"/>
@@ -1298,7 +1520,7 @@
                 <w:szCs w:val="19"/>
                 <w:rtl w:val="0"/>
               </w:rPr>
-              <w:t xml:space="preserve">Enforcement</w:t>
+              <w:t>Staying seated</w:t>
             </w:r>
             <w:r>
               <w:rPr>
@@ -1309,7 +1531,7 @@
         </w:tc>
         <w:tc>
           <w:tcPr>
-            <w:shd w:fill="f2f2f2" w:val="clear"/>
+            <w:shd w:fill="ffffff" w:val="clear"/>
             <w:tcMar>
               <w:top w:w="100.0" w:type="dxa"/>
               <w:left w:w="120.0" w:type="dxa"/>
@@ -1331,7 +1553,7 @@
                 <w:szCs w:val="19"/>
                 <w:rtl w:val="0"/>
               </w:rPr>
-              <w:t xml:space="preserve">Any student moving faster than a walk sits back down immediately, every time.</w:t>
+              <w:t>Monitor comes to any raised hand. The student does not get up to find an adult.</w:t>
             </w:r>
             <w:r>
               <w:rPr>
@@ -1342,7 +1564,7 @@
         </w:tc>
         <w:tc>
           <w:tcPr>
-            <w:shd w:fill="f2f2f2" w:val="clear"/>
+            <w:shd w:fill="ffffff" w:val="clear"/>
             <w:tcMar>
               <w:top w:w="100.0" w:type="dxa"/>
               <w:left w:w="120.0" w:type="dxa"/>
@@ -1364,7 +1586,112 @@
                 <w:szCs w:val="19"/>
                 <w:rtl w:val="0"/>
               </w:rPr>
-              <w:t xml:space="preserve">—</w:t>
+              <w:t>Stay at your spot. Need something? Raise a hand.</w:t>
+            </w:r>
+            <w:r>
+              <w:rPr>
+                <w:rtl w:val="0"/>
+              </w:rPr>
+            </w:r>
+          </w:p>
+        </w:tc>
+      </w:tr>
+      <w:tr>
+        <w:trPr>
+          <w:cantSplit w:val="1"/>
+          <w:tblHeader w:val="0"/>
+        </w:trPr>
+        <w:tc>
+          <w:tcPr>
+            <w:shd w:fill="ffffff" w:val="clear"/>
+            <w:tcMar>
+              <w:top w:w="100.0" w:type="dxa"/>
+              <w:left w:w="120.0" w:type="dxa"/>
+              <w:bottom w:w="100.0" w:type="dxa"/>
+              <w:right w:w="120.0" w:type="dxa"/>
+            </w:tcMar>
+            <w:vAlign w:val="top"/>
+          </w:tcPr>
+          <w:p>
+            <w:pPr>
+              <w:spacing w:after="0" w:lineRule="auto"/>
+              <w:rPr/>
+            </w:pPr>
+            <w:r>
+              <w:rPr>
+                <w:rFonts w:ascii="Calibri" w:cs="Calibri" w:eastAsia="Calibri" w:hAnsi="Calibri"/>
+                <w:color w:val="1a1a1a"/>
+                <w:sz w:val="19"/>
+                <w:szCs w:val="19"/>
+                <w:rtl w:val="0"/>
+              </w:rPr>
+              <w:t>Make room</w:t>
+            </w:r>
+            <w:r>
+              <w:rPr>
+                <w:rtl w:val="0"/>
+              </w:rPr>
+            </w:r>
+          </w:p>
+        </w:tc>
+        <w:tc>
+          <w:tcPr>
+            <w:shd w:fill="ffffff" w:val="clear"/>
+            <w:tcMar>
+              <w:top w:w="100.0" w:type="dxa"/>
+              <w:left w:w="120.0" w:type="dxa"/>
+              <w:bottom w:w="100.0" w:type="dxa"/>
+              <w:right w:w="120.0" w:type="dxa"/>
+            </w:tcMar>
+            <w:vAlign w:val="top"/>
+          </w:tcPr>
+          <w:p>
+            <w:pPr>
+              <w:spacing w:after="0" w:lineRule="auto"/>
+              <w:rPr/>
+            </w:pPr>
+            <w:r>
+              <w:rPr>
+                <w:rFonts w:ascii="Calibri" w:cs="Calibri" w:eastAsia="Calibri" w:hAnsi="Calibri"/>
+                <w:color w:val="1a1a1a"/>
+                <w:sz w:val="19"/>
+                <w:szCs w:val="19"/>
+                <w:rtl w:val="0"/>
+              </w:rPr>
+              <w:t>Monitor watches the first two minutes for any student with nowhere to sit and helps that student find a spot without announcing it.</w:t>
+            </w:r>
+            <w:r>
+              <w:rPr>
+                <w:rtl w:val="0"/>
+              </w:rPr>
+            </w:r>
+          </w:p>
+        </w:tc>
+        <w:tc>
+          <w:tcPr>
+            <w:shd w:fill="ffffff" w:val="clear"/>
+            <w:tcMar>
+              <w:top w:w="100.0" w:type="dxa"/>
+              <w:left w:w="120.0" w:type="dxa"/>
+              <w:bottom w:w="100.0" w:type="dxa"/>
+              <w:right w:w="120.0" w:type="dxa"/>
+            </w:tcMar>
+            <w:vAlign w:val="top"/>
+          </w:tcPr>
+          <w:p>
+            <w:pPr>
+              <w:spacing w:after="0" w:lineRule="auto"/>
+              <w:rPr/>
+            </w:pPr>
+            <w:r>
+              <w:rPr>
+                <w:rFonts w:ascii="Calibri" w:cs="Calibri" w:eastAsia="Calibri" w:hAnsi="Calibri"/>
+                <w:color w:val="1a1a1a"/>
+                <w:sz w:val="19"/>
+                <w:szCs w:val="19"/>
+                <w:rtl w:val="0"/>
+              </w:rPr>
+              <w:t>Make room when someone needs a seat.</w:t>
             </w:r>
             <w:r>
               <w:rPr>
@@ -1375,149 +1702,6 @@
         </w:tc>
       </w:tr>
     </w:tbl>
-    <w:p>
-      <w:pPr>
-        <w:spacing w:after="120" w:before="0" w:lineRule="auto"/>
-        <w:rPr/>
-      </w:pPr>
-      <w:r>
-        <w:rPr>
-          <w:rFonts w:ascii="Calibri" w:cs="Calibri" w:eastAsia="Calibri" w:hAnsi="Calibri"/>
-          <w:b w:val="0"/>
-          <w:bCs w:val="0"/>
-          <w:i w:val="1"/>
-          <w:iCs w:val="1"/>
-          <w:color w:val="1a1a1a"/>
-          <w:sz w:val="21"/>
-          <w:szCs w:val="21"/>
-          <w:rtl w:val="0"/>
-        </w:rPr>
-        <w:t xml:space="preserve">Daily first-table rotation: Mon = Table 1 first, Tue = Table 2, Wed = Table 3, Thu = Table 4, Fri = quietest/most compliant table of the week.</w:t>
-      </w:r>
-      <w:r>
-        <w:rPr>
-          <w:rtl w:val="0"/>
-        </w:rPr>
-      </w:r>
-    </w:p>
-    <w:tbl>
-      <w:tblPr>
-        <w:tblStyle w:val="Table6"/>
-        <w:tblW w:w="10500.0" w:type="dxa"/>
-        <w:jc w:val="left"/>
-        <w:tblBorders>
-          <w:top w:color="d9d9d9" w:space="0" w:sz="4" w:val="single"/>
-          <w:left w:color="b3312c" w:space="0" w:sz="24" w:val="single"/>
-          <w:bottom w:color="d9d9d9" w:space="0" w:sz="4" w:val="single"/>
-          <w:right w:color="d9d9d9" w:space="0" w:sz="4" w:val="single"/>
-          <w:insideH w:color="000000" w:space="0" w:sz="0" w:val="nil"/>
-          <w:insideV w:color="000000" w:space="0" w:sz="0" w:val="nil"/>
-        </w:tblBorders>
-        <w:tblLayout w:type="fixed"/>
-        <w:tblLook w:val="0000"/>
-      </w:tblPr>
-      <w:tblGrid>
-        <w:gridCol w:w="10500"/>
-        <w:tblGridChange w:id="0">
-          <w:tblGrid>
-            <w:gridCol w:w="10500"/>
-          </w:tblGrid>
-        </w:tblGridChange>
-      </w:tblGrid>
-      <w:tr>
-        <w:trPr>
-          <w:cantSplit w:val="0"/>
-          <w:tblHeader w:val="0"/>
-        </w:trPr>
-        <w:tc>
-          <w:tcPr>
-            <w:shd w:fill="f2f2f2" w:val="clear"/>
-            <w:tcMar>
-              <w:top w:w="160.0" w:type="dxa"/>
-              <w:left w:w="200.0" w:type="dxa"/>
-              <w:bottom w:w="160.0" w:type="dxa"/>
-              <w:right w:w="200.0" w:type="dxa"/>
-            </w:tcMar>
-          </w:tcPr>
-          <w:p>
-            <w:pPr>
-              <w:spacing w:after="80" w:lineRule="auto"/>
-              <w:rPr/>
-            </w:pPr>
-            <w:r>
-              <w:rPr>
-                <w:rFonts w:ascii="Calibri" w:cs="Calibri" w:eastAsia="Calibri" w:hAnsi="Calibri"/>
-                <w:b w:val="1"/>
-                <w:bCs w:val="1"/>
-                <w:color w:val="b3312c"/>
-                <w:sz w:val="19"/>
-                <w:szCs w:val="19"/>
-                <w:rtl w:val="0"/>
-              </w:rPr>
-              <w:t xml:space="preserve">✎ CALLED FOR NOW — REVISE IF IT DOESN'T WORK</w:t>
-            </w:r>
-            <w:r>
-              <w:rPr>
-                <w:rtl w:val="0"/>
-              </w:rPr>
-            </w:r>
-          </w:p>
-          <w:p>
-            <w:pPr>
-              <w:spacing w:after="60" w:lineRule="auto"/>
-              <w:rPr/>
-            </w:pPr>
-            <w:r>
-              <w:rPr>
-                <w:rFonts w:ascii="Calibri" w:cs="Calibri" w:eastAsia="Calibri" w:hAnsi="Calibri"/>
-                <w:color w:val="1a1a1a"/>
-                <w:sz w:val="20"/>
-                <w:szCs w:val="20"/>
-                <w:rtl w:val="0"/>
-              </w:rPr>
-              <w:t xml:space="preserve">Whichever table is dismissed last on a given day moves to second position the next day (not last again). So the daily first-table rotation becomes: a table's “last” day is capped at once per week, even though the named first-table order (Table 1 Monday, Table 2 Tuesday, etc.) stays as the visible, teachable pattern.</w:t>
-            </w:r>
-            <w:r>
-              <w:rPr>
-                <w:rtl w:val="0"/>
-              </w:rPr>
-            </w:r>
-          </w:p>
-          <w:p>
-            <w:pPr>
-              <w:spacing w:after="60" w:lineRule="auto"/>
-              <w:rPr/>
-            </w:pPr>
-            <w:r>
-              <w:rPr>
-                <w:rFonts w:ascii="Calibri" w:cs="Calibri" w:eastAsia="Calibri" w:hAnsi="Calibri"/>
-                <w:color w:val="1a1a1a"/>
-                <w:sz w:val="20"/>
-                <w:szCs w:val="20"/>
-                <w:rtl w:val="0"/>
-              </w:rPr>
-              <w:t xml:space="preserve">This keeps the simple, memorizable daily rotation you wanted while capping the worst-case entrée-runs-out risk at one bad day per table per week, instead of letting one table structurally eat last more often than the others.</w:t>
-            </w:r>
-            <w:r>
-              <w:rPr>
-                <w:rtl w:val="0"/>
-              </w:rPr>
-            </w:r>
-          </w:p>
-        </w:tc>
-      </w:tr>
-    </w:tbl>
-    <w:p>
-      <w:pPr>
-        <w:spacing w:after="120" w:lineRule="auto"/>
-        <w:rPr/>
-      </w:pPr>
-      <w:r>
-        <w:rPr>
-          <w:rtl w:val="0"/>
-        </w:rPr>
-      </w:r>
-    </w:p>
     <w:p>
       <w:pPr>
         <w:spacing w:after="100" w:before="260" w:lineRule="auto"/>
@@ -1533,7 +1717,7 @@
           <w:szCs w:val="20"/>
           <w:rtl w:val="0"/>
         </w:rPr>
-        <w:t xml:space="preserve">SERVING LINE &amp; RETURN</w:t>
+        <w:t>DURING THE MEAL</w:t>
       </w:r>
       <w:r>
         <w:rPr>
@@ -1543,7 +1727,7 @@
     </w:p>
     <w:tbl>
       <w:tblPr>
-        <w:tblStyle w:val="Table7"/>
+        <w:tblStyle w:val="Table4"/>
         <w:tblW w:w="10500.0" w:type="dxa"/>
         <w:jc w:val="left"/>
         <w:tblBorders>
@@ -1679,7 +1863,7 @@
       </w:tr>
       <w:tr>
         <w:trPr>
-          <w:cantSplit w:val="0"/>
+          <w:cantSplit w:val="1"/>
           <w:tblHeader w:val="0"/>
         </w:trPr>
         <w:tc>
@@ -1706,7 +1890,7 @@
                 <w:szCs w:val="19"/>
                 <w:rtl w:val="0"/>
               </w:rPr>
-              <w:t xml:space="preserve">Serving line</w:t>
+              <w:t>Voice level</w:t>
             </w:r>
             <w:r>
               <w:rPr>
@@ -1739,7 +1923,7 @@
                 <w:szCs w:val="19"/>
                 <w:rtl w:val="0"/>
               </w:rPr>
-              <w:t xml:space="preserve">Adult hands out trays/place settings at the start of the line.</w:t>
+              <w:t>MC shows the level on the screen and calls every change.</w:t>
             </w:r>
             <w:r>
               <w:rPr>
@@ -1772,7 +1956,7 @@
                 <w:szCs w:val="19"/>
                 <w:rtl w:val="0"/>
               </w:rPr>
-              <w:t xml:space="preserve">Walk — no push, no shove, hands to self. Get everything needed; no re-entry once through the line.</w:t>
+              <w:t>Match the level on the screen. Level 3, table voice, is the highest in the cafeteria. Level 4 is for outside only.</w:t>
             </w:r>
             <w:r>
               <w:rPr>
@@ -1784,12 +1968,12 @@
       </w:tr>
       <w:tr>
         <w:trPr>
-          <w:cantSplit w:val="0"/>
+          <w:cantSplit w:val="1"/>
           <w:tblHeader w:val="0"/>
         </w:trPr>
         <w:tc>
           <w:tcPr>
-            <w:shd w:fill="f2f2f2" w:val="clear"/>
+            <w:shd w:fill="ffffff" w:val="clear"/>
             <w:tcMar>
               <w:top w:w="100.0" w:type="dxa"/>
               <w:left w:w="120.0" w:type="dxa"/>
@@ -1811,7 +1995,7 @@
                 <w:szCs w:val="19"/>
                 <w:rtl w:val="0"/>
               </w:rPr>
-              <w:t xml:space="preserve">Return</w:t>
+              <w:t>Supervision</w:t>
             </w:r>
             <w:r>
               <w:rPr>
@@ -1822,7 +2006,7 @@
         </w:tc>
         <w:tc>
           <w:tcPr>
-            <w:shd w:fill="f2f2f2" w:val="clear"/>
+            <w:shd w:fill="ffffff" w:val="clear"/>
             <w:tcMar>
               <w:top w:w="100.0" w:type="dxa"/>
               <w:left w:w="120.0" w:type="dxa"/>
@@ -1844,7 +2028,7 @@
                 <w:szCs w:val="19"/>
                 <w:rtl w:val="0"/>
               </w:rPr>
-              <w:t xml:space="preserve">Monitors the return path.</w:t>
+              <w:t>Monitor stays with assigned rows, scans continuously, and names what is going right: “Row C held the level the whole period. Respectful point.”</w:t>
             </w:r>
             <w:r>
               <w:rPr>
@@ -1855,7 +2039,7 @@
         </w:tc>
         <w:tc>
           <w:tcPr>
-            <w:shd w:fill="f2f2f2" w:val="clear"/>
+            <w:shd w:fill="ffffff" w:val="clear"/>
             <w:tcMar>
               <w:top w:w="100.0" w:type="dxa"/>
               <w:left w:w="120.0" w:type="dxa"/>
@@ -1877,7 +2061,7 @@
                 <w:szCs w:val="19"/>
                 <w:rtl w:val="0"/>
               </w:rPr>
-              <w:t xml:space="preserve">Walk down the window wall to their row, around — not through — other tables, back to the original seat.</w:t>
+              <w:t>Eat, talk at the level called, and keep food on the tray.</w:t>
             </w:r>
             <w:r>
               <w:rPr>
@@ -1903,7 +2087,7 @@
           <w:szCs w:val="20"/>
           <w:rtl w:val="0"/>
         </w:rPr>
-        <w:t xml:space="preserve">FOOD SHARING</w:t>
+        <w:t>FOOD SHARING</w:t>
       </w:r>
       <w:r>
         <w:rPr>
@@ -1951,7 +2135,7 @@
           <w:vertAlign w:val="baseline"/>
           <w:rtl w:val="0"/>
         </w:rPr>
-        <w:t xml:space="preserve">No trading table to table. Trading is fine person-to-person within the same table.</w:t>
+        <w:t>No trading from row to row. Trading between students seated next to each other is fine.</w:t>
       </w:r>
       <w:r>
         <w:rPr>
@@ -1999,7 +2183,7 @@
           <w:vertAlign w:val="baseline"/>
           <w:rtl w:val="0"/>
         </w:rPr>
-        <w:t xml:space="preserve">Unwanted food goes in the middle of the student's own table — no shared table exists.</w:t>
+        <w:t>Unwanted food goes in the middle of the student's own row.</w:t>
       </w:r>
       <w:r>
         <w:rPr>
@@ -2047,7 +2231,7 @@
           <w:vertAlign w:val="baseline"/>
           <w:rtl w:val="0"/>
         </w:rPr>
-        <w:t xml:space="preserve">A student wanting an item from another table's middle pile raises a hand; the adult retrieves and carries it — students never walk food between tables.</w:t>
+        <w:t>A student who wants an item from another row raises a hand, and an adult brings it. Students do not carry food between rows.</w:t>
       </w:r>
       <w:r>
         <w:rPr>
@@ -2070,7 +2254,7 @@
           <w:szCs w:val="20"/>
           <w:rtl w:val="0"/>
         </w:rPr>
-        <w:t xml:space="preserve">ADULT POSITIONING DURING THE MEAL</w:t>
+        <w:t>RESTROOM DURING LUNCH</w:t>
       </w:r>
       <w:r>
         <w:rPr>
@@ -2118,7 +2302,7 @@
           <w:vertAlign w:val="baseline"/>
           <w:rtl w:val="0"/>
         </w:rPr>
-        <w:t xml:space="preserve">Fixed section from the perimeter — standing, not circulating (supersedes a circulating-adult default for this routine specifically).</w:t>
+        <w:t>Grades K–4: not offered.</w:t>
       </w:r>
       <w:r>
         <w:rPr>
@@ -2166,55 +2350,7 @@
           <w:vertAlign w:val="baseline"/>
           <w:rtl w:val="0"/>
         </w:rPr>
-        <w:t xml:space="preserve">Head on a swivel, watching the section continuously (Radar).</w:t>
-      </w:r>
-      <w:r>
-        <w:rPr>
-          <w:rtl w:val="0"/>
-        </w:rPr>
-      </w:r>
-    </w:p>
-    <w:p>
-      <w:pPr>
-        <w:keepNext w:val="0"/>
-        <w:keepLines w:val="0"/>
-        <w:pageBreakBefore w:val="0"/>
-        <w:widowControl w:val="1"/>
-        <w:numPr>
-          <w:ilvl w:val="0"/>
-          <w:numId w:val="1"/>
-        </w:numPr>
-        <w:pBdr>
-          <w:top w:space="0" w:sz="0" w:val="nil"/>
-          <w:left w:space="0" w:sz="0" w:val="nil"/>
-          <w:bottom w:space="0" w:sz="0" w:val="nil"/>
-          <w:right w:space="0" w:sz="0" w:val="nil"/>
-          <w:between w:space="0" w:sz="0" w:val="nil"/>
-        </w:pBdr>
-        <w:shd w:fill="auto" w:val="clear"/>
-        <w:spacing w:after="80" w:before="0" w:line="240" w:lineRule="auto"/>
-        <w:ind w:left="720" w:right="0" w:hanging="360"/>
-        <w:jc w:val="left"/>
-        <w:rPr/>
-      </w:pPr>
-      <w:r>
-        <w:rPr>
-          <w:rFonts w:ascii="Calibri" w:cs="Calibri" w:eastAsia="Calibri" w:hAnsi="Calibri"/>
-          <w:b w:val="0"/>
-          <w:bCs w:val="0"/>
-          <w:i w:val="0"/>
-          <w:iCs w:val="0"/>
-          <w:smallCaps w:val="0"/>
-          <w:strike w:val="0"/>
-          <w:color w:val="1a1a1a"/>
-          <w:sz w:val="21"/>
-          <w:szCs w:val="21"/>
-          <w:u w:val="none"/>
-          <w:shd w:fill="auto" w:val="clear"/>
-          <w:vertAlign w:val="baseline"/>
-          <w:rtl w:val="0"/>
-        </w:rPr>
-        <w:t xml:space="preserve">Address an issue, then return to the same spot — no drifting.</w:t>
+        <w:t>Grades 5–8: may request, with permission.</w:t>
       </w:r>
       <w:r>
         <w:rPr>
@@ -2237,245 +2373,7 @@
           <w:szCs w:val="20"/>
           <w:rtl w:val="0"/>
         </w:rPr>
-        <w:t xml:space="preserve">GETTING UP WITHOUT PERMISSION</w:t>
-      </w:r>
-      <w:r>
-        <w:rPr>
-          <w:rtl w:val="0"/>
-        </w:rPr>
-      </w:r>
-    </w:p>
-    <w:p>
-      <w:pPr>
-        <w:keepNext w:val="0"/>
-        <w:keepLines w:val="0"/>
-        <w:pageBreakBefore w:val="0"/>
-        <w:widowControl w:val="1"/>
-        <w:numPr>
-          <w:ilvl w:val="0"/>
-          <w:numId w:val="1"/>
-        </w:numPr>
-        <w:pBdr>
-          <w:top w:space="0" w:sz="0" w:val="nil"/>
-          <w:left w:space="0" w:sz="0" w:val="nil"/>
-          <w:bottom w:space="0" w:sz="0" w:val="nil"/>
-          <w:right w:space="0" w:sz="0" w:val="nil"/>
-          <w:between w:space="0" w:sz="0" w:val="nil"/>
-        </w:pBdr>
-        <w:shd w:fill="auto" w:val="clear"/>
-        <w:spacing w:after="80" w:before="0" w:line="240" w:lineRule="auto"/>
-        <w:ind w:left="720" w:right="0" w:hanging="360"/>
-        <w:jc w:val="left"/>
-        <w:rPr/>
-      </w:pPr>
-      <w:r>
-        <w:rPr>
-          <w:rFonts w:ascii="Calibri" w:cs="Calibri" w:eastAsia="Calibri" w:hAnsi="Calibri"/>
-          <w:b w:val="0"/>
-          <w:bCs w:val="0"/>
-          <w:i w:val="0"/>
-          <w:iCs w:val="0"/>
-          <w:smallCaps w:val="0"/>
-          <w:strike w:val="0"/>
-          <w:color w:val="1a1a1a"/>
-          <w:sz w:val="21"/>
-          <w:szCs w:val="21"/>
-          <w:u w:val="none"/>
-          <w:shd w:fill="auto" w:val="clear"/>
-          <w:vertAlign w:val="baseline"/>
-          <w:rtl w:val="0"/>
-        </w:rPr>
-        <w:t xml:space="preserve">1st instance: verbal warning — “That's one.”</w:t>
-      </w:r>
-      <w:r>
-        <w:rPr>
-          <w:rtl w:val="0"/>
-        </w:rPr>
-      </w:r>
-    </w:p>
-    <w:p>
-      <w:pPr>
-        <w:keepNext w:val="0"/>
-        <w:keepLines w:val="0"/>
-        <w:pageBreakBefore w:val="0"/>
-        <w:widowControl w:val="1"/>
-        <w:numPr>
-          <w:ilvl w:val="0"/>
-          <w:numId w:val="1"/>
-        </w:numPr>
-        <w:pBdr>
-          <w:top w:space="0" w:sz="0" w:val="nil"/>
-          <w:left w:space="0" w:sz="0" w:val="nil"/>
-          <w:bottom w:space="0" w:sz="0" w:val="nil"/>
-          <w:right w:space="0" w:sz="0" w:val="nil"/>
-          <w:between w:space="0" w:sz="0" w:val="nil"/>
-        </w:pBdr>
-        <w:shd w:fill="auto" w:val="clear"/>
-        <w:spacing w:after="80" w:before="0" w:line="240" w:lineRule="auto"/>
-        <w:ind w:left="720" w:right="0" w:hanging="360"/>
-        <w:jc w:val="left"/>
-        <w:rPr/>
-      </w:pPr>
-      <w:r>
-        <w:rPr>
-          <w:rFonts w:ascii="Calibri" w:cs="Calibri" w:eastAsia="Calibri" w:hAnsi="Calibri"/>
-          <w:b w:val="0"/>
-          <w:bCs w:val="0"/>
-          <w:i w:val="0"/>
-          <w:iCs w:val="0"/>
-          <w:smallCaps w:val="0"/>
-          <w:strike w:val="0"/>
-          <w:color w:val="1a1a1a"/>
-          <w:sz w:val="21"/>
-          <w:szCs w:val="21"/>
-          <w:u w:val="none"/>
-          <w:shd w:fill="auto" w:val="clear"/>
-          <w:vertAlign w:val="baseline"/>
-          <w:rtl w:val="0"/>
-        </w:rPr>
-        <w:t xml:space="preserve">2nd instance: moved to a silent table or a perimeter table.</w:t>
-      </w:r>
-      <w:r>
-        <w:rPr>
-          <w:rtl w:val="0"/>
-        </w:rPr>
-      </w:r>
-    </w:p>
-    <w:p>
-      <w:pPr>
-        <w:spacing w:after="100" w:before="260" w:lineRule="auto"/>
-        <w:rPr/>
-      </w:pPr>
-      <w:r>
-        <w:rPr>
-          <w:rFonts w:ascii="Calibri" w:cs="Calibri" w:eastAsia="Calibri" w:hAnsi="Calibri"/>
-          <w:b w:val="1"/>
-          <w:bCs w:val="1"/>
-          <w:color w:val="b3312c"/>
-          <w:sz w:val="20"/>
-          <w:szCs w:val="20"/>
-          <w:rtl w:val="0"/>
-        </w:rPr>
-        <w:t xml:space="preserve">RESTROOM DURING LUNCH</w:t>
-      </w:r>
-      <w:r>
-        <w:rPr>
-          <w:rtl w:val="0"/>
-        </w:rPr>
-      </w:r>
-    </w:p>
-    <w:p>
-      <w:pPr>
-        <w:keepNext w:val="0"/>
-        <w:keepLines w:val="0"/>
-        <w:pageBreakBefore w:val="0"/>
-        <w:widowControl w:val="1"/>
-        <w:numPr>
-          <w:ilvl w:val="0"/>
-          <w:numId w:val="1"/>
-        </w:numPr>
-        <w:pBdr>
-          <w:top w:space="0" w:sz="0" w:val="nil"/>
-          <w:left w:space="0" w:sz="0" w:val="nil"/>
-          <w:bottom w:space="0" w:sz="0" w:val="nil"/>
-          <w:right w:space="0" w:sz="0" w:val="nil"/>
-          <w:between w:space="0" w:sz="0" w:val="nil"/>
-        </w:pBdr>
-        <w:shd w:fill="auto" w:val="clear"/>
-        <w:spacing w:after="80" w:before="0" w:line="240" w:lineRule="auto"/>
-        <w:ind w:left="720" w:right="0" w:hanging="360"/>
-        <w:jc w:val="left"/>
-        <w:rPr/>
-      </w:pPr>
-      <w:r>
-        <w:rPr>
-          <w:rFonts w:ascii="Calibri" w:cs="Calibri" w:eastAsia="Calibri" w:hAnsi="Calibri"/>
-          <w:b w:val="0"/>
-          <w:bCs w:val="0"/>
-          <w:i w:val="0"/>
-          <w:iCs w:val="0"/>
-          <w:smallCaps w:val="0"/>
-          <w:strike w:val="0"/>
-          <w:color w:val="1a1a1a"/>
-          <w:sz w:val="21"/>
-          <w:szCs w:val="21"/>
-          <w:u w:val="none"/>
-          <w:shd w:fill="auto" w:val="clear"/>
-          <w:vertAlign w:val="baseline"/>
-          <w:rtl w:val="0"/>
-        </w:rPr>
-        <w:t xml:space="preserve">Grades K–4: not offered.</w:t>
-      </w:r>
-      <w:r>
-        <w:rPr>
-          <w:rtl w:val="0"/>
-        </w:rPr>
-      </w:r>
-    </w:p>
-    <w:p>
-      <w:pPr>
-        <w:keepNext w:val="0"/>
-        <w:keepLines w:val="0"/>
-        <w:pageBreakBefore w:val="0"/>
-        <w:widowControl w:val="1"/>
-        <w:numPr>
-          <w:ilvl w:val="0"/>
-          <w:numId w:val="1"/>
-        </w:numPr>
-        <w:pBdr>
-          <w:top w:space="0" w:sz="0" w:val="nil"/>
-          <w:left w:space="0" w:sz="0" w:val="nil"/>
-          <w:bottom w:space="0" w:sz="0" w:val="nil"/>
-          <w:right w:space="0" w:sz="0" w:val="nil"/>
-          <w:between w:space="0" w:sz="0" w:val="nil"/>
-        </w:pBdr>
-        <w:shd w:fill="auto" w:val="clear"/>
-        <w:spacing w:after="80" w:before="0" w:line="240" w:lineRule="auto"/>
-        <w:ind w:left="720" w:right="0" w:hanging="360"/>
-        <w:jc w:val="left"/>
-        <w:rPr/>
-      </w:pPr>
-      <w:r>
-        <w:rPr>
-          <w:rFonts w:ascii="Calibri" w:cs="Calibri" w:eastAsia="Calibri" w:hAnsi="Calibri"/>
-          <w:b w:val="0"/>
-          <w:bCs w:val="0"/>
-          <w:i w:val="0"/>
-          <w:iCs w:val="0"/>
-          <w:smallCaps w:val="0"/>
-          <w:strike w:val="0"/>
-          <w:color w:val="1a1a1a"/>
-          <w:sz w:val="21"/>
-          <w:szCs w:val="21"/>
-          <w:u w:val="none"/>
-          <w:shd w:fill="auto" w:val="clear"/>
-          <w:vertAlign w:val="baseline"/>
-          <w:rtl w:val="0"/>
-        </w:rPr>
-        <w:t xml:space="preserve">Grades 5–8: may request, with permission.</w:t>
-      </w:r>
-      <w:r>
-        <w:rPr>
-          <w:rtl w:val="0"/>
-        </w:rPr>
-      </w:r>
-    </w:p>
-    <w:p>
-      <w:pPr>
-        <w:spacing w:after="100" w:before="260" w:lineRule="auto"/>
-        <w:rPr/>
-      </w:pPr>
-      <w:r>
-        <w:rPr>
-          <w:rFonts w:ascii="Calibri" w:cs="Calibri" w:eastAsia="Calibri" w:hAnsi="Calibri"/>
-          <w:b w:val="1"/>
-          <w:bCs w:val="1"/>
-          <w:color w:val="b3312c"/>
-          <w:sz w:val="20"/>
-          <w:szCs w:val="20"/>
-          <w:rtl w:val="0"/>
-        </w:rPr>
-        <w:t xml:space="preserve">CLEANUP</w:t>
+        <w:t>CLEANUP &amp; LINE-UP</w:t>
       </w:r>
       <w:r>
         <w:rPr>
@@ -2485,7 +2383,7 @@
     </w:p>
     <w:tbl>
       <w:tblPr>
-        <w:tblStyle w:val="Table8"/>
+        <w:tblStyle w:val="Table4"/>
         <w:tblW w:w="10500.0" w:type="dxa"/>
         <w:jc w:val="left"/>
         <w:tblBorders>
@@ -2621,7 +2519,7 @@
       </w:tr>
       <w:tr>
         <w:trPr>
-          <w:cantSplit w:val="0"/>
+          <w:cantSplit w:val="1"/>
           <w:tblHeader w:val="0"/>
         </w:trPr>
         <w:tc>
@@ -2648,7 +2546,7 @@
                 <w:szCs w:val="19"/>
                 <w:rtl w:val="0"/>
               </w:rPr>
-              <w:t xml:space="preserve">Trash</w:t>
+              <w:t>2-minute signal</w:t>
             </w:r>
             <w:r>
               <w:rPr>
@@ -2681,7 +2579,7 @@
                 <w:szCs w:val="19"/>
                 <w:rtl w:val="0"/>
               </w:rPr>
-              <w:t xml:space="preserve">Cleanup begins 12 minutes before period end. Brings the trash can table by table (1→4).</w:t>
+              <w:t>MC gives the same 2-minute signal every day.</w:t>
             </w:r>
             <w:r>
               <w:rPr>
@@ -2714,7 +2612,7 @@
                 <w:szCs w:val="19"/>
                 <w:rtl w:val="0"/>
               </w:rPr>
-              <w:t xml:space="preserve">Trash stays on the table until cleanup starts — no individual trash runs.</w:t>
+              <w:t>Clean your area and sort your trash.</w:t>
             </w:r>
             <w:r>
               <w:rPr>
@@ -2726,112 +2624,7 @@
       </w:tr>
       <w:tr>
         <w:trPr>
-          <w:cantSplit w:val="0"/>
-          <w:tblHeader w:val="0"/>
-        </w:trPr>
-        <w:tc>
-          <w:tcPr>
-            <w:shd w:fill="f2f2f2" w:val="clear"/>
-            <w:tcMar>
-              <w:top w:w="100.0" w:type="dxa"/>
-              <w:left w:w="120.0" w:type="dxa"/>
-              <w:bottom w:w="100.0" w:type="dxa"/>
-              <w:right w:w="120.0" w:type="dxa"/>
-            </w:tcMar>
-            <w:vAlign w:val="top"/>
-          </w:tcPr>
-          <w:p>
-            <w:pPr>
-              <w:spacing w:after="0" w:lineRule="auto"/>
-              <w:rPr/>
-            </w:pPr>
-            <w:r>
-              <w:rPr>
-                <w:rFonts w:ascii="Calibri" w:cs="Calibri" w:eastAsia="Calibri" w:hAnsi="Calibri"/>
-                <w:color w:val="1a1a1a"/>
-                <w:sz w:val="19"/>
-                <w:szCs w:val="19"/>
-                <w:rtl w:val="0"/>
-              </w:rPr>
-              <w:t xml:space="preserve">Steps</w:t>
-            </w:r>
-            <w:r>
-              <w:rPr>
-                <w:rtl w:val="0"/>
-              </w:rPr>
-            </w:r>
-          </w:p>
-        </w:tc>
-        <w:tc>
-          <w:tcPr>
-            <w:shd w:fill="f2f2f2" w:val="clear"/>
-            <w:tcMar>
-              <w:top w:w="100.0" w:type="dxa"/>
-              <w:left w:w="120.0" w:type="dxa"/>
-              <w:bottom w:w="100.0" w:type="dxa"/>
-              <w:right w:w="120.0" w:type="dxa"/>
-            </w:tcMar>
-            <w:vAlign w:val="top"/>
-          </w:tcPr>
-          <w:p>
-            <w:pPr>
-              <w:spacing w:after="0" w:lineRule="auto"/>
-              <w:rPr/>
-            </w:pPr>
-            <w:r>
-              <w:rPr>
-                <w:rFonts w:ascii="Calibri" w:cs="Calibri" w:eastAsia="Calibri" w:hAnsi="Calibri"/>
-                <w:color w:val="1a1a1a"/>
-                <w:sz w:val="19"/>
-                <w:szCs w:val="19"/>
-                <w:rtl w:val="0"/>
-              </w:rPr>
-              <w:t xml:space="preserve">—</w:t>
-            </w:r>
-            <w:r>
-              <w:rPr>
-                <w:rtl w:val="0"/>
-              </w:rPr>
-            </w:r>
-          </w:p>
-        </w:tc>
-        <w:tc>
-          <w:tcPr>
-            <w:shd w:fill="f2f2f2" w:val="clear"/>
-            <w:tcMar>
-              <w:top w:w="100.0" w:type="dxa"/>
-              <w:left w:w="120.0" w:type="dxa"/>
-              <w:bottom w:w="100.0" w:type="dxa"/>
-              <w:right w:w="120.0" w:type="dxa"/>
-            </w:tcMar>
-            <w:vAlign w:val="top"/>
-          </w:tcPr>
-          <w:p>
-            <w:pPr>
-              <w:spacing w:after="0" w:lineRule="auto"/>
-              <w:rPr/>
-            </w:pPr>
-            <w:r>
-              <w:rPr>
-                <w:rFonts w:ascii="Calibri" w:cs="Calibri" w:eastAsia="Calibri" w:hAnsi="Calibri"/>
-                <w:color w:val="1a1a1a"/>
-                <w:sz w:val="19"/>
-                <w:szCs w:val="19"/>
-                <w:rtl w:val="0"/>
-              </w:rPr>
-              <w:t xml:space="preserve">Step 1: all trash onto the tray. Step 2: dump into the can, stack the tray in the middle.</w:t>
-            </w:r>
-            <w:r>
-              <w:rPr>
-                <w:rtl w:val="0"/>
-              </w:rPr>
-            </w:r>
-          </w:p>
-        </w:tc>
-      </w:tr>
-      <w:tr>
-        <w:trPr>
-          <w:cantSplit w:val="0"/>
+          <w:cantSplit w:val="1"/>
           <w:tblHeader w:val="0"/>
         </w:trPr>
         <w:tc>
@@ -2858,7 +2651,7 @@
                 <w:szCs w:val="19"/>
                 <w:rtl w:val="0"/>
               </w:rPr>
-              <w:t xml:space="preserve">Monitor</w:t>
+              <w:t>Row check</w:t>
             </w:r>
             <w:r>
               <w:rPr>
@@ -2891,7 +2684,7 @@
                 <w:szCs w:val="19"/>
                 <w:rtl w:val="0"/>
               </w:rPr>
-              <w:t xml:space="preserve">Cafeteria monitor owns 2 rows of tables on either side, same standing/swivel posture as during the meal.</w:t>
+              <w:t>Monitor checks each row. A row that is not ready fixes it before release.</w:t>
             </w:r>
             <w:r>
               <w:rPr>
@@ -2924,167 +2717,7 @@
                 <w:szCs w:val="19"/>
                 <w:rtl w:val="0"/>
               </w:rPr>
-              <w:t xml:space="preserve">Sit and wait after cleanup.</w:t>
-            </w:r>
-            <w:r>
-              <w:rPr>
-                <w:rtl w:val="0"/>
-              </w:rPr>
-            </w:r>
-          </w:p>
-        </w:tc>
-      </w:tr>
-    </w:tbl>
-    <w:p>
-      <w:pPr>
-        <w:spacing w:after="100" w:before="260" w:lineRule="auto"/>
-        <w:rPr/>
-      </w:pPr>
-      <w:r>
-        <w:rPr>
-          <w:rFonts w:ascii="Calibri" w:cs="Calibri" w:eastAsia="Calibri" w:hAnsi="Calibri"/>
-          <w:b w:val="1"/>
-          <w:bCs w:val="1"/>
-          <w:color w:val="b3312c"/>
-          <w:sz w:val="20"/>
-          <w:szCs w:val="20"/>
-          <w:rtl w:val="0"/>
-        </w:rPr>
-        <w:t xml:space="preserve">LINE-UP &amp; EXIT</w:t>
-      </w:r>
-      <w:r>
-        <w:rPr>
-          <w:rtl w:val="0"/>
-        </w:rPr>
-      </w:r>
-    </w:p>
-    <w:tbl>
-      <w:tblPr>
-        <w:tblStyle w:val="Table9"/>
-        <w:tblW w:w="10500.0" w:type="dxa"/>
-        <w:jc w:val="left"/>
-        <w:tblBorders>
-          <w:top w:color="d9d9d9" w:space="0" w:sz="4" w:val="single"/>
-          <w:left w:color="d9d9d9" w:space="0" w:sz="4" w:val="single"/>
-          <w:bottom w:color="d9d9d9" w:space="0" w:sz="4" w:val="single"/>
-          <w:right w:color="d9d9d9" w:space="0" w:sz="4" w:val="single"/>
-          <w:insideH w:color="d9d9d9" w:space="0" w:sz="4" w:val="single"/>
-          <w:insideV w:color="d9d9d9" w:space="0" w:sz="4" w:val="single"/>
-        </w:tblBorders>
-        <w:tblLayout w:type="fixed"/>
-        <w:tblLook w:val="0000"/>
-      </w:tblPr>
-      <w:tblGrid>
-        <w:gridCol w:w="1800"/>
-        <w:gridCol w:w="4350"/>
-        <w:gridCol w:w="4350"/>
-        <w:tblGridChange w:id="0">
-          <w:tblGrid>
-            <w:gridCol w:w="1800"/>
-            <w:gridCol w:w="4350"/>
-            <w:gridCol w:w="4350"/>
-          </w:tblGrid>
-        </w:tblGridChange>
-      </w:tblGrid>
-      <w:tr>
-        <w:trPr>
-          <w:cantSplit w:val="0"/>
-          <w:tblHeader w:val="1"/>
-        </w:trPr>
-        <w:tc>
-          <w:tcPr>
-            <w:shd w:fill="b3312c" w:val="clear"/>
-            <w:tcMar>
-              <w:top w:w="100.0" w:type="dxa"/>
-              <w:left w:w="120.0" w:type="dxa"/>
-              <w:bottom w:w="100.0" w:type="dxa"/>
-              <w:right w:w="120.0" w:type="dxa"/>
-            </w:tcMar>
-            <w:vAlign w:val="center"/>
-          </w:tcPr>
-          <w:p>
-            <w:pPr>
-              <w:rPr/>
-            </w:pPr>
-            <w:r>
-              <w:rPr>
-                <w:rFonts w:ascii="Calibri" w:cs="Calibri" w:eastAsia="Calibri" w:hAnsi="Calibri"/>
-                <w:b w:val="1"/>
-                <w:bCs w:val="1"/>
-                <w:color w:val="ffffff"/>
-                <w:sz w:val="18"/>
-                <w:szCs w:val="18"/>
-                <w:rtl w:val="0"/>
-              </w:rPr>
-              <w:t xml:space="preserve">PHASE</w:t>
-            </w:r>
-            <w:r>
-              <w:rPr>
-                <w:rtl w:val="0"/>
-              </w:rPr>
-            </w:r>
-          </w:p>
-        </w:tc>
-        <w:tc>
-          <w:tcPr>
-            <w:shd w:fill="b3312c" w:val="clear"/>
-            <w:tcMar>
-              <w:top w:w="100.0" w:type="dxa"/>
-              <w:left w:w="120.0" w:type="dxa"/>
-              <w:bottom w:w="100.0" w:type="dxa"/>
-              <w:right w:w="120.0" w:type="dxa"/>
-            </w:tcMar>
-            <w:vAlign w:val="center"/>
-          </w:tcPr>
-          <w:p>
-            <w:pPr>
-              <w:rPr/>
-            </w:pPr>
-            <w:r>
-              <w:rPr>
-                <w:rFonts w:ascii="Calibri" w:cs="Calibri" w:eastAsia="Calibri" w:hAnsi="Calibri"/>
-                <w:b w:val="1"/>
-                <w:bCs w:val="1"/>
-                <w:color w:val="ffffff"/>
-                <w:sz w:val="18"/>
-                <w:szCs w:val="18"/>
-                <w:rtl w:val="0"/>
-              </w:rPr>
-              <w:t xml:space="preserve">TEACHER / ADULT DOES</w:t>
-            </w:r>
-            <w:r>
-              <w:rPr>
-                <w:rtl w:val="0"/>
-              </w:rPr>
-            </w:r>
-          </w:p>
-        </w:tc>
-        <w:tc>
-          <w:tcPr>
-            <w:shd w:fill="b3312c" w:val="clear"/>
-            <w:tcMar>
-              <w:top w:w="100.0" w:type="dxa"/>
-              <w:left w:w="120.0" w:type="dxa"/>
-              <w:bottom w:w="100.0" w:type="dxa"/>
-              <w:right w:w="120.0" w:type="dxa"/>
-            </w:tcMar>
-            <w:vAlign w:val="center"/>
-          </w:tcPr>
-          <w:p>
-            <w:pPr>
-              <w:rPr/>
-            </w:pPr>
-            <w:r>
-              <w:rPr>
-                <w:rFonts w:ascii="Calibri" w:cs="Calibri" w:eastAsia="Calibri" w:hAnsi="Calibri"/>
-                <w:b w:val="1"/>
-                <w:bCs w:val="1"/>
-                <w:color w:val="ffffff"/>
-                <w:sz w:val="18"/>
-                <w:szCs w:val="18"/>
-                <w:rtl w:val="0"/>
-              </w:rPr>
-              <w:t xml:space="preserve">STUDENTS DO</w:t>
+              <w:t>Leave your area ready for the next group.</w:t>
             </w:r>
             <w:r>
               <w:rPr>
@@ -3096,7 +2729,7 @@
       </w:tr>
       <w:tr>
         <w:trPr>
-          <w:cantSplit w:val="0"/>
+          <w:cantSplit w:val="1"/>
           <w:tblHeader w:val="0"/>
         </w:trPr>
         <w:tc>
@@ -3123,7 +2756,7 @@
                 <w:szCs w:val="19"/>
                 <w:rtl w:val="0"/>
               </w:rPr>
-              <w:t xml:space="preserve">K–4</w:t>
+              <w:t>Release</w:t>
             </w:r>
             <w:r>
               <w:rPr>
@@ -3156,7 +2789,7 @@
                 <w:szCs w:val="19"/>
                 <w:rtl w:val="0"/>
               </w:rPr>
-              <w:t xml:space="preserve">Teacher is physically inside the cafeteria to help facilitate.</w:t>
+              <w:t>Rows are released one at a time: “Row A, sorted and clear. Line up.”</w:t>
             </w:r>
             <w:r>
               <w:rPr>
@@ -3189,7 +2822,7 @@
                 <w:szCs w:val="19"/>
                 <w:rtl w:val="0"/>
               </w:rPr>
-              <w:t xml:space="preserve">Once trash is collected, line up table by table, facing the window wall, ready before the teacher arrives.</w:t>
+              <w:t>When your row is called, walk to the line at Level 1 and face forward.</w:t>
             </w:r>
             <w:r>
               <w:rPr>
@@ -3201,112 +2834,7 @@
       </w:tr>
       <w:tr>
         <w:trPr>
-          <w:cantSplit w:val="0"/>
-          <w:tblHeader w:val="0"/>
-        </w:trPr>
-        <w:tc>
-          <w:tcPr>
-            <w:shd w:fill="f2f2f2" w:val="clear"/>
-            <w:tcMar>
-              <w:top w:w="100.0" w:type="dxa"/>
-              <w:left w:w="120.0" w:type="dxa"/>
-              <w:bottom w:w="100.0" w:type="dxa"/>
-              <w:right w:w="120.0" w:type="dxa"/>
-            </w:tcMar>
-            <w:vAlign w:val="top"/>
-          </w:tcPr>
-          <w:p>
-            <w:pPr>
-              <w:spacing w:after="0" w:lineRule="auto"/>
-              <w:rPr/>
-            </w:pPr>
-            <w:r>
-              <w:rPr>
-                <w:rFonts w:ascii="Calibri" w:cs="Calibri" w:eastAsia="Calibri" w:hAnsi="Calibri"/>
-                <w:color w:val="1a1a1a"/>
-                <w:sz w:val="19"/>
-                <w:szCs w:val="19"/>
-                <w:rtl w:val="0"/>
-              </w:rPr>
-              <w:t xml:space="preserve">5–8</w:t>
-            </w:r>
-            <w:r>
-              <w:rPr>
-                <w:rtl w:val="0"/>
-              </w:rPr>
-            </w:r>
-          </w:p>
-        </w:tc>
-        <w:tc>
-          <w:tcPr>
-            <w:shd w:fill="f2f2f2" w:val="clear"/>
-            <w:tcMar>
-              <w:top w:w="100.0" w:type="dxa"/>
-              <w:left w:w="120.0" w:type="dxa"/>
-              <w:bottom w:w="100.0" w:type="dxa"/>
-              <w:right w:w="120.0" w:type="dxa"/>
-            </w:tcMar>
-            <w:vAlign w:val="top"/>
-          </w:tcPr>
-          <w:p>
-            <w:pPr>
-              <w:spacing w:after="0" w:lineRule="auto"/>
-              <w:rPr/>
-            </w:pPr>
-            <w:r>
-              <w:rPr>
-                <w:rFonts w:ascii="Calibri" w:cs="Calibri" w:eastAsia="Calibri" w:hAnsi="Calibri"/>
-                <w:color w:val="1a1a1a"/>
-                <w:sz w:val="19"/>
-                <w:szCs w:val="19"/>
-                <w:rtl w:val="0"/>
-              </w:rPr>
-              <w:t xml:space="preserve">Mic carrier calls one table at a time by grade, teacher, and table number (e.g., “5th grade, Mr. Diaz's class, Table 1 — stand, line”). Teacher is physically inside, at their tables, to receive the call.</w:t>
-            </w:r>
-            <w:r>
-              <w:rPr>
-                <w:rtl w:val="0"/>
-              </w:rPr>
-            </w:r>
-          </w:p>
-        </w:tc>
-        <w:tc>
-          <w:tcPr>
-            <w:shd w:fill="f2f2f2" w:val="clear"/>
-            <w:tcMar>
-              <w:top w:w="100.0" w:type="dxa"/>
-              <w:left w:w="120.0" w:type="dxa"/>
-              <w:bottom w:w="100.0" w:type="dxa"/>
-              <w:right w:w="120.0" w:type="dxa"/>
-            </w:tcMar>
-            <w:vAlign w:val="top"/>
-          </w:tcPr>
-          <w:p>
-            <w:pPr>
-              <w:spacing w:after="0" w:lineRule="auto"/>
-              <w:rPr/>
-            </w:pPr>
-            <w:r>
-              <w:rPr>
-                <w:rFonts w:ascii="Calibri" w:cs="Calibri" w:eastAsia="Calibri" w:hAnsi="Calibri"/>
-                <w:color w:val="1a1a1a"/>
-                <w:sz w:val="19"/>
-                <w:szCs w:val="19"/>
-                <w:rtl w:val="0"/>
-              </w:rPr>
-              <w:t xml:space="preserve">Stay seated at the table until specifically called — no self-lining.</w:t>
-            </w:r>
-            <w:r>
-              <w:rPr>
-                <w:rtl w:val="0"/>
-              </w:rPr>
-            </w:r>
-          </w:p>
-        </w:tc>
-      </w:tr>
-      <w:tr>
-        <w:trPr>
-          <w:cantSplit w:val="0"/>
+          <w:cantSplit w:val="1"/>
           <w:tblHeader w:val="0"/>
         </w:trPr>
         <w:tc>
@@ -3333,7 +2861,7 @@
                 <w:szCs w:val="19"/>
                 <w:rtl w:val="0"/>
               </w:rPr>
-              <w:t xml:space="preserve">Attention-getter</w:t>
+              <w:t>Exit</w:t>
             </w:r>
             <w:r>
               <w:rPr>
@@ -3366,7 +2894,7 @@
                 <w:szCs w:val="19"/>
                 <w:rtl w:val="0"/>
               </w:rPr>
-              <w:t xml:space="preserve">Uses the existing schoolwide signal (“Class, class” → “Yes, yes”) before giving the line-up direction.</w:t>
+              <w:t>Homeroom teacher receives the class at the line. The Hallway Transitions routine applies from the cafeteria door.</w:t>
             </w:r>
             <w:r>
               <w:rPr>
@@ -3399,112 +2927,7 @@
                 <w:szCs w:val="19"/>
                 <w:rtl w:val="0"/>
               </w:rPr>
-              <w:t xml:space="preserve">Responds to the signal, stops, listens.</w:t>
-            </w:r>
-            <w:r>
-              <w:rPr>
-                <w:rtl w:val="0"/>
-              </w:rPr>
-            </w:r>
-          </w:p>
-        </w:tc>
-      </w:tr>
-      <w:tr>
-        <w:trPr>
-          <w:cantSplit w:val="0"/>
-          <w:tblHeader w:val="0"/>
-        </w:trPr>
-        <w:tc>
-          <w:tcPr>
-            <w:shd w:fill="f2f2f2" w:val="clear"/>
-            <w:tcMar>
-              <w:top w:w="100.0" w:type="dxa"/>
-              <w:left w:w="120.0" w:type="dxa"/>
-              <w:bottom w:w="100.0" w:type="dxa"/>
-              <w:right w:w="120.0" w:type="dxa"/>
-            </w:tcMar>
-            <w:vAlign w:val="top"/>
-          </w:tcPr>
-          <w:p>
-            <w:pPr>
-              <w:spacing w:after="0" w:lineRule="auto"/>
-              <w:rPr/>
-            </w:pPr>
-            <w:r>
-              <w:rPr>
-                <w:rFonts w:ascii="Calibri" w:cs="Calibri" w:eastAsia="Calibri" w:hAnsi="Calibri"/>
-                <w:color w:val="1a1a1a"/>
-                <w:sz w:val="19"/>
-                <w:szCs w:val="19"/>
-                <w:rtl w:val="0"/>
-              </w:rPr>
-              <w:t xml:space="preserve">Hallway transition</w:t>
-            </w:r>
-            <w:r>
-              <w:rPr>
-                <w:rtl w:val="0"/>
-              </w:rPr>
-            </w:r>
-          </w:p>
-        </w:tc>
-        <w:tc>
-          <w:tcPr>
-            <w:shd w:fill="f2f2f2" w:val="clear"/>
-            <w:tcMar>
-              <w:top w:w="100.0" w:type="dxa"/>
-              <w:left w:w="120.0" w:type="dxa"/>
-              <w:bottom w:w="100.0" w:type="dxa"/>
-              <w:right w:w="120.0" w:type="dxa"/>
-            </w:tcMar>
-            <w:vAlign w:val="top"/>
-          </w:tcPr>
-          <w:p>
-            <w:pPr>
-              <w:spacing w:after="0" w:lineRule="auto"/>
-              <w:rPr/>
-            </w:pPr>
-            <w:r>
-              <w:rPr>
-                <w:rFonts w:ascii="Calibri" w:cs="Calibri" w:eastAsia="Calibri" w:hAnsi="Calibri"/>
-                <w:color w:val="1a1a1a"/>
-                <w:sz w:val="19"/>
-                <w:szCs w:val="19"/>
-                <w:rtl w:val="0"/>
-              </w:rPr>
-              <w:t xml:space="preserve">Walks the back third of the line (per Hallway Transitions). Restorative team member receives students at the classroom door if the teacher is still catching up, particularly at MS stairwells (landing + top-of-stairs posts).</w:t>
-            </w:r>
-            <w:r>
-              <w:rPr>
-                <w:rtl w:val="0"/>
-              </w:rPr>
-            </w:r>
-          </w:p>
-        </w:tc>
-        <w:tc>
-          <w:tcPr>
-            <w:shd w:fill="f2f2f2" w:val="clear"/>
-            <w:tcMar>
-              <w:top w:w="100.0" w:type="dxa"/>
-              <w:left w:w="120.0" w:type="dxa"/>
-              <w:bottom w:w="100.0" w:type="dxa"/>
-              <w:right w:w="120.0" w:type="dxa"/>
-            </w:tcMar>
-            <w:vAlign w:val="top"/>
-          </w:tcPr>
-          <w:p>
-            <w:pPr>
-              <w:spacing w:after="0" w:lineRule="auto"/>
-              <w:rPr/>
-            </w:pPr>
-            <w:r>
-              <w:rPr>
-                <w:rFonts w:ascii="Calibri" w:cs="Calibri" w:eastAsia="Calibri" w:hAnsi="Calibri"/>
-                <w:color w:val="1a1a1a"/>
-                <w:sz w:val="19"/>
-                <w:szCs w:val="19"/>
-                <w:rtl w:val="0"/>
-              </w:rPr>
-              <w:t xml:space="preserve">Standard Hallway Transitions routine applies.</w:t>
+              <w:t>Standard Hallway Transitions routine.</w:t>
             </w:r>
             <w:r>
               <w:rPr>
@@ -3517,122 +2940,252 @@
     </w:tbl>
     <w:p>
       <w:pPr>
-        <w:spacing w:after="120" w:lineRule="auto"/>
-        <w:rPr/>
-      </w:pPr>
-      <w:r>
-        <w:rPr>
-          <w:rtl w:val="0"/>
-        </w:rPr>
-      </w:r>
-    </w:p>
-    <w:tbl>
-      <w:tblPr>
-        <w:tblStyle w:val="Table10"/>
-        <w:tblW w:w="10500.0" w:type="dxa"/>
-        <w:jc w:val="left"/>
-        <w:tblBorders>
-          <w:top w:color="d9d9d9" w:space="0" w:sz="4" w:val="single"/>
-          <w:left w:color="b3312c" w:space="0" w:sz="24" w:val="single"/>
-          <w:bottom w:color="d9d9d9" w:space="0" w:sz="4" w:val="single"/>
-          <w:right w:color="d9d9d9" w:space="0" w:sz="4" w:val="single"/>
-          <w:insideH w:color="000000" w:space="0" w:sz="0" w:val="nil"/>
-          <w:insideV w:color="000000" w:space="0" w:sz="0" w:val="nil"/>
-        </w:tblBorders>
-        <w:tblLayout w:type="fixed"/>
-        <w:tblLook w:val="0000"/>
-      </w:tblPr>
-      <w:tblGrid>
-        <w:gridCol w:w="10500"/>
-        <w:tblGridChange w:id="0">
-          <w:tblGrid>
-            <w:gridCol w:w="10500"/>
-          </w:tblGrid>
-        </w:tblGridChange>
-      </w:tblGrid>
-      <w:tr>
-        <w:trPr>
-          <w:cantSplit w:val="0"/>
-          <w:tblHeader w:val="0"/>
-        </w:trPr>
-        <w:tc>
-          <w:tcPr>
-            <w:shd w:fill="f2f2f2" w:val="clear"/>
-            <w:tcMar>
-              <w:top w:w="160.0" w:type="dxa"/>
-              <w:left w:w="200.0" w:type="dxa"/>
-              <w:bottom w:w="160.0" w:type="dxa"/>
-              <w:right w:w="200.0" w:type="dxa"/>
-            </w:tcMar>
-          </w:tcPr>
-          <w:p>
-            <w:pPr>
-              <w:spacing w:after="80" w:lineRule="auto"/>
-              <w:rPr/>
-            </w:pPr>
-            <w:r>
-              <w:rPr>
-                <w:rFonts w:ascii="Calibri" w:cs="Calibri" w:eastAsia="Calibri" w:hAnsi="Calibri"/>
-                <w:b w:val="1"/>
-                <w:bCs w:val="1"/>
-                <w:color w:val="b3312c"/>
-                <w:sz w:val="19"/>
-                <w:szCs w:val="19"/>
-                <w:rtl w:val="0"/>
-              </w:rPr>
-              <w:t xml:space="preserve">✎ CALLED FOR NOW — REVISE IF IT DOESN'T WORK</w:t>
-            </w:r>
-            <w:r>
-              <w:rPr>
-                <w:rtl w:val="0"/>
-              </w:rPr>
-            </w:r>
-          </w:p>
-          <w:p>
-            <w:pPr>
-              <w:spacing w:after="60" w:lineRule="auto"/>
-              <w:rPr/>
-            </w:pPr>
-            <w:r>
-              <w:rPr>
-                <w:rFonts w:ascii="Calibri" w:cs="Calibri" w:eastAsia="Calibri" w:hAnsi="Calibri"/>
-                <w:color w:val="1a1a1a"/>
-                <w:sz w:val="20"/>
-                <w:szCs w:val="20"/>
-                <w:rtl w:val="0"/>
-              </w:rPr>
-              <w:t xml:space="preserve">The 4-minute cafeteria-exit target applies to K–4. Grades 5–8, with the slower sequential mic-call process, get a 6-minute target instead. Mic duty is a fixed per-lunch-period assignment on the cafeteria duty roster (not one person covering all five periods). If a called table isn't ready within a few seconds, the mic carrier skips to the next table and circles back — the line never holds for one slow table.</w:t>
-            </w:r>
-            <w:r>
-              <w:rPr>
-                <w:rtl w:val="0"/>
-              </w:rPr>
-            </w:r>
-          </w:p>
-          <w:p>
-            <w:pPr>
-              <w:spacing w:after="60" w:lineRule="auto"/>
-              <w:rPr/>
-            </w:pPr>
-            <w:r>
-              <w:rPr>
-                <w:rFonts w:ascii="Calibri" w:cs="Calibri" w:eastAsia="Calibri" w:hAnsi="Calibri"/>
-                <w:color w:val="1a1a1a"/>
-                <w:sz w:val="20"/>
-                <w:szCs w:val="20"/>
-                <w:rtl w:val="0"/>
-              </w:rPr>
-              <w:t xml:space="preserve">The 5–8 process is intentionally slower because it trades speed for the maturity goal of not lining kids up before they're called — a 4-minute target across the board would either force that trade-off away or set a target nobody can hit. Splitting the target keeps both goals honest instead of quietly failing one of them.</w:t>
-            </w:r>
-            <w:r>
-              <w:rPr>
-                <w:rtl w:val="0"/>
-              </w:rPr>
-            </w:r>
-          </w:p>
-        </w:tc>
-      </w:tr>
-    </w:tbl>
+        <w:spacing w:after="100" w:before="260" w:lineRule="auto"/>
+        <w:rPr/>
+      </w:pPr>
+      <w:r>
+        <w:rPr>
+          <w:rFonts w:ascii="Calibri" w:cs="Calibri" w:eastAsia="Calibri" w:hAnsi="Calibri"/>
+          <w:b w:val="1"/>
+          <w:bCs w:val="1"/>
+          <w:color w:val="b3312c"/>
+          <w:sz w:val="20"/>
+          <w:szCs w:val="20"/>
+          <w:rtl w:val="0"/>
+        </w:rPr>
+        <w:t>REFLECT AND REPAIR</w:t>
+      </w:r>
+      <w:r>
+        <w:rPr>
+          <w:rtl w:val="0"/>
+        </w:rPr>
+      </w:r>
+    </w:p>
+    <w:p>
+      <w:pPr>
+        <w:spacing w:after="120" w:before="0" w:lineRule="auto"/>
+        <w:rPr/>
+      </w:pPr>
+      <w:r>
+        <w:rPr>
+          <w:rFonts w:ascii="Calibri" w:cs="Calibri" w:eastAsia="Calibri" w:hAnsi="Calibri"/>
+          <w:b w:val="0"/>
+          <w:bCs w:val="0"/>
+          <w:i w:val="0"/>
+          <w:iCs w:val="0"/>
+          <w:color w:val="1a1a1a"/>
+          <w:sz w:val="21"/>
+          <w:szCs w:val="21"/>
+          <w:rtl w:val="0"/>
+        </w:rPr>
+        <w:t>Five directions any adult on duty can give, which students follow the first time: “Voice to 2,” “Back to your seat,” “Food stays on the tray,” “Clean your space,” and “Line up” or “Stay seated.”</w:t>
+      </w:r>
+      <w:r>
+        <w:rPr>
+          <w:rtl w:val="0"/>
+        </w:rPr>
+      </w:r>
+    </w:p>
+    <w:p>
+      <w:pPr>
+        <w:spacing w:after="120" w:before="0" w:lineRule="auto"/>
+        <w:rPr/>
+      </w:pPr>
+      <w:r>
+        <w:rPr>
+          <w:rFonts w:ascii="Calibri" w:cs="Calibri" w:eastAsia="Calibri" w:hAnsi="Calibri"/>
+          <w:b w:val="0"/>
+          <w:bCs w:val="0"/>
+          <w:i w:val="0"/>
+          <w:iCs w:val="0"/>
+          <w:color w:val="1a1a1a"/>
+          <w:sz w:val="21"/>
+          <w:szCs w:val="21"/>
+          <w:rtl w:val="0"/>
+        </w:rPr>
+        <w:t>1. Give the direction once, then keep moving.</w:t>
+      </w:r>
+      <w:r>
+        <w:rPr>
+          <w:rtl w:val="0"/>
+        </w:rPr>
+      </w:r>
+    </w:p>
+    <w:p>
+      <w:pPr>
+        <w:spacing w:after="120" w:before="0" w:lineRule="auto"/>
+        <w:rPr/>
+      </w:pPr>
+      <w:r>
+        <w:rPr>
+          <w:rFonts w:ascii="Calibri" w:cs="Calibri" w:eastAsia="Calibri" w:hAnsi="Calibri"/>
+          <w:b w:val="0"/>
+          <w:bCs w:val="0"/>
+          <w:i w:val="0"/>
+          <w:iCs w:val="0"/>
+          <w:color w:val="1a1a1a"/>
+          <w:sz w:val="21"/>
+          <w:szCs w:val="21"/>
+          <w:rtl w:val="0"/>
+        </w:rPr>
+        <w:t>2. If it did not happen, restate it once in the same words, standing near the student.</w:t>
+      </w:r>
+      <w:r>
+        <w:rPr>
+          <w:rtl w:val="0"/>
+        </w:rPr>
+      </w:r>
+    </w:p>
+    <w:p>
+      <w:pPr>
+        <w:spacing w:after="120" w:before="0" w:lineRule="auto"/>
+        <w:rPr/>
+      </w:pPr>
+      <w:r>
+        <w:rPr>
+          <w:rFonts w:ascii="Calibri" w:cs="Calibri" w:eastAsia="Calibri" w:hAnsi="Calibri"/>
+          <w:b w:val="0"/>
+          <w:bCs w:val="0"/>
+          <w:i w:val="0"/>
+          <w:iCs w:val="0"/>
+          <w:color w:val="1a1a1a"/>
+          <w:sz w:val="21"/>
+          <w:szCs w:val="21"/>
+          <w:rtl w:val="0"/>
+        </w:rPr>
+        <w:t>3. If it still does not happen, or if what happened caused harm to a person, property, or the room, walk the student to the Reflect and Repair table with the grade-band sheet: “There are two parts. You write it, then you do the repair you pick. Then you are done.” For grades 1–2, an adult reads the sheet aloud and writes what the student says.</w:t>
+      </w:r>
+      <w:r>
+        <w:rPr>
+          <w:rtl w:val="0"/>
+        </w:rPr>
+      </w:r>
+    </w:p>
+    <w:p>
+      <w:pPr>
+        <w:spacing w:after="120" w:before="0" w:lineRule="auto"/>
+        <w:rPr/>
+      </w:pPr>
+      <w:r>
+        <w:rPr>
+          <w:rFonts w:ascii="Calibri" w:cs="Calibri" w:eastAsia="Calibri" w:hAnsi="Calibri"/>
+          <w:b w:val="0"/>
+          <w:bCs w:val="0"/>
+          <w:i w:val="0"/>
+          <w:iCs w:val="0"/>
+          <w:color w:val="1a1a1a"/>
+          <w:sz w:val="21"/>
+          <w:szCs w:val="21"/>
+          <w:rtl w:val="0"/>
+        </w:rPr>
+        <w:t>4. The student keeps eating. This is never a loss of lunch or food.</w:t>
+      </w:r>
+      <w:r>
+        <w:rPr>
+          <w:rtl w:val="0"/>
+        </w:rPr>
+      </w:r>
+    </w:p>
+    <w:p>
+      <w:pPr>
+        <w:spacing w:after="120" w:before="0" w:lineRule="auto"/>
+        <w:rPr/>
+      </w:pPr>
+      <w:r>
+        <w:rPr>
+          <w:rFonts w:ascii="Calibri" w:cs="Calibri" w:eastAsia="Calibri" w:hAnsi="Calibri"/>
+          <w:b w:val="0"/>
+          <w:bCs w:val="0"/>
+          <w:i w:val="0"/>
+          <w:iCs w:val="0"/>
+          <w:color w:val="1a1a1a"/>
+          <w:sz w:val="21"/>
+          <w:szCs w:val="21"/>
+          <w:rtl w:val="0"/>
+        </w:rPr>
+        <w:t>5. The adult checks the writing and the repair, then initials both lines. The initials close it.</w:t>
+      </w:r>
+      <w:r>
+        <w:rPr>
+          <w:rtl w:val="0"/>
+        </w:rPr>
+      </w:r>
+    </w:p>
+    <w:p>
+      <w:pPr>
+        <w:spacing w:after="120" w:before="0" w:lineRule="auto"/>
+        <w:rPr/>
+      </w:pPr>
+      <w:r>
+        <w:rPr>
+          <w:rFonts w:ascii="Calibri" w:cs="Calibri" w:eastAsia="Calibri" w:hAnsi="Calibri"/>
+          <w:b w:val="0"/>
+          <w:bCs w:val="0"/>
+          <w:i w:val="0"/>
+          <w:iCs w:val="0"/>
+          <w:color w:val="1a1a1a"/>
+          <w:sz w:val="21"/>
+          <w:szCs w:val="21"/>
+          <w:rtl w:val="0"/>
+        </w:rPr>
+        <w:t>6. If the student refuses, does not finish, does not do the repair, or leaves, the student's name and grade go on the Reflect and Repair list.</w:t>
+      </w:r>
+      <w:r>
+        <w:rPr>
+          <w:rtl w:val="0"/>
+        </w:rPr>
+      </w:r>
+    </w:p>
+    <w:p>
+      <w:pPr>
+        <w:spacing w:after="120" w:before="0" w:lineRule="auto"/>
+        <w:rPr/>
+      </w:pPr>
+      <w:r>
+        <w:rPr>
+          <w:rFonts w:ascii="Calibri" w:cs="Calibri" w:eastAsia="Calibri" w:hAnsi="Calibri"/>
+          <w:b w:val="0"/>
+          <w:bCs w:val="0"/>
+          <w:i w:val="0"/>
+          <w:iCs w:val="0"/>
+          <w:color w:val="1a1a1a"/>
+          <w:sz w:val="21"/>
+          <w:szCs w:val="21"/>
+          <w:rtl w:val="0"/>
+        </w:rPr>
+        <w:t>7. The list goes to a Co-Dean (Mr. Land or Mr. Blades) at the end of every lunch period, including when it is empty. Students on the list join the silent solo lunch group at their next lunch until the repair and the reflection are complete.</w:t>
+      </w:r>
+      <w:r>
+        <w:rPr>
+          <w:rtl w:val="0"/>
+        </w:rPr>
+      </w:r>
+    </w:p>
+    <w:p>
+      <w:pPr>
+        <w:spacing w:after="120" w:before="0" w:lineRule="auto"/>
+        <w:rPr/>
+      </w:pPr>
+      <w:r>
+        <w:rPr>
+          <w:rFonts w:ascii="Calibri" w:cs="Calibri" w:eastAsia="Calibri" w:hAnsi="Calibri"/>
+          <w:b w:val="0"/>
+          <w:bCs w:val="0"/>
+          <w:i w:val="0"/>
+          <w:iCs w:val="0"/>
+          <w:color w:val="1a1a1a"/>
+          <w:sz w:val="21"/>
+          <w:szCs w:val="21"/>
+          <w:rtl w:val="0"/>
+        </w:rPr>
+        <w:t>Make a restorative call right away for hands on another student, two students squaring up, a student leaving the cafeteria, a student who refuses the Reflect and Repair table, or a student who is sick, hurt, or crying. Adults never put hands on a student, including to separate two students.</w:t>
+      </w:r>
+      <w:r>
+        <w:rPr>
+          <w:rtl w:val="0"/>
+        </w:rPr>
+      </w:r>
+    </w:p>
     <w:p>
       <w:pPr>
         <w:spacing w:after="120" w:lineRule="auto"/>
@@ -3662,7 +3215,7 @@
           <w:szCs w:val="16"/>
           <w:rtl w:val="0"/>
         </w:rPr>
-        <w:t xml:space="preserve">TLAC: Positive Framing, Precise Praise · GBF: Narrate the Positive, Radar / Be Seen Looking · Ties to Procedural and Professional Constancy</w:t>
+        <w:t>TLAC: Positive Framing, Precise Praise · GBF: Narrate the Positive, Radar / Be Seen Looking · Ties to Procedural and Professional Constancy</w:t>
       </w:r>
       <w:r>
         <w:rPr>
@@ -3701,7 +3254,7 @@
           <w:szCs w:val="40"/>
           <w:rtl w:val="0"/>
         </w:rPr>
-        <w:t xml:space="preserve">Teaching Lunch Expectations: Sample Script</w:t>
+        <w:t>Teaching Lunch Expectations: Day 1 Script</w:t>
       </w:r>
       <w:r>
         <w:rPr>
@@ -3719,14 +3272,14 @@
           <w:rFonts w:ascii="Calibri" w:cs="Calibri" w:eastAsia="Calibri" w:hAnsi="Calibri"/>
           <w:b w:val="0"/>
           <w:bCs w:val="0"/>
-          <w:i w:val="1"/>
-          <w:iCs w:val="1"/>
-          <w:color w:val="1a1a1a"/>
-          <w:sz w:val="21"/>
-          <w:szCs w:val="21"/>
-          <w:rtl w:val="0"/>
-        </w:rPr>
-        <w:t xml:space="preserve">This is a sample script. It's meant to be taught, not read verbatim — add your own school's language, examples, and personality before you use it. This example teaches the K–4 sequence; adjust the mic-call process and exit timing for 5–8.</w:t>
+          <w:i w:val="0"/>
+          <w:iCs w:val="0"/>
+          <w:color w:val="1a1a1a"/>
+          <w:sz w:val="21"/>
+          <w:szCs w:val="21"/>
+          <w:rtl w:val="0"/>
+        </w:rPr>
+        <w:t>Teach Day 1 in the classroom with the Cafeteria student presentation for the grade band, then run the practice in the cafeteria at the class's lettered row.</w:t>
       </w:r>
       <w:r>
         <w:rPr>
@@ -3749,7 +3302,7 @@
           <w:szCs w:val="22"/>
           <w:rtl w:val="0"/>
         </w:rPr>
-        <w:t xml:space="preserve">Day 1: Introducing Lunch Expectations (≈ 20 minutes)</w:t>
+        <w:t>Day 1: Introducing Lunch Expectations (about 20 minutes)</w:t>
       </w:r>
       <w:r>
         <w:rPr>
@@ -3772,7 +3325,7 @@
           <w:szCs w:val="22"/>
           <w:rtl w:val="0"/>
         </w:rPr>
-        <w:t xml:space="preserve">1. Hook &amp; Purpose (3 min)</w:t>
+        <w:t>1. Hook &amp; Purpose (3 min)</w:t>
       </w:r>
       <w:r>
         <w:rPr>
@@ -3805,7 +3358,7 @@
           <w:szCs w:val="21"/>
           <w:rtl w:val="0"/>
         </w:rPr>
-        <w:t xml:space="preserve">“Lunch is going to run the same way every single day — same tables, same order to the line, same way we clean up and line up to leave. Once you know the pattern, you won't have to think about it, you'll just know what to do.”</w:t>
+        <w:t>“Lunch runs the same way every day. Six steps, the same adults in the same places, and a clean spot for the next group. Once you know the steps, you never have to guess.”</w:t>
       </w:r>
       <w:r>
         <w:rPr>
@@ -3838,7 +3391,7 @@
           <w:szCs w:val="21"/>
           <w:rtl w:val="0"/>
         </w:rPr>
-        <w:t xml:space="preserve">Gather students in the cafeteria at their assigned tables, where lunch actually happens.</w:t>
+        <w:t>Show the six-step slide and point to each icon while naming the step.</w:t>
       </w:r>
       <w:r>
         <w:rPr>
@@ -3861,7 +3414,7 @@
           <w:szCs w:val="22"/>
           <w:rtl w:val="0"/>
         </w:rPr>
-        <w:t xml:space="preserve">2. Model Entry, Seating &amp; Dismissal to the Line (5 min)</w:t>
+        <w:t>2. Model Entry, Tray, and Seat (5 min)</w:t>
       </w:r>
       <w:r>
         <w:rPr>
@@ -3894,7 +3447,7 @@
           <w:szCs w:val="21"/>
           <w:rtl w:val="0"/>
         </w:rPr>
-        <w:t xml:space="preserve">“When you come in, sit down first — no lining up to eat. Once you're seated, you stay seated until I call your table. When I call your table, you stand and walk — never faster than a walk — to the line.”</w:t>
+        <w:t>“Walk in. Get everything you need before you sit down: tray, utensils, napkin, drink. Then find your row letter and sit at your spot. The Navigator helps you find it.”</w:t>
       </w:r>
       <w:r>
         <w:rPr>
@@ -3927,7 +3480,7 @@
           <w:szCs w:val="21"/>
           <w:rtl w:val="0"/>
         </w:rPr>
-        <w:t xml:space="preserve">Demonstrate entering and sitting at the assigned table, then call the table by name and model walking (not rushing) to the serving line.</w:t>
+        <w:t>Walk the route from the cafeteria door through the serving line to the class's lettered row.</w:t>
       </w:r>
       <w:r>
         <w:rPr>
@@ -3950,7 +3503,7 @@
           <w:szCs w:val="22"/>
           <w:rtl w:val="0"/>
         </w:rPr>
-        <w:t xml:space="preserve">3. Model Serving Line, Return &amp; Food Sharing (5 min)</w:t>
+        <w:t>3. Model Voice Levels and Getting Help (4 min)</w:t>
       </w:r>
       <w:r>
         <w:rPr>
@@ -3983,7 +3536,7 @@
           <w:szCs w:val="21"/>
           <w:rtl w:val="0"/>
         </w:rPr>
-        <w:t xml:space="preserve">“In the line, hands to yourself, no pushing. Once you're through, there's no going back — so get everything you need. On the way back, walk along the window wall, around the other tables, not through them. And if you don't want something, it goes in the middle of your own table — we don't trade food between tables, only with the people sitting right next to you.”</w:t>
+        <w:t>“Watch the screen. The MC shows the voice level. Level 3, table voice, is the loudest we go in here. If you need something, stay at your spot and raise your hand. The Monitor for your row comes to you.”</w:t>
       </w:r>
       <w:r>
         <w:rPr>
@@ -4016,7 +3569,7 @@
           <w:szCs w:val="21"/>
           <w:rtl w:val="0"/>
         </w:rPr>
-        <w:t xml:space="preserve">Walk the actual serving line and return path with students, modeling the route around rather than through other tables.</w:t>
+        <w:t>Practice Levels 1, 2, and 3 for five seconds each, then practice the raised hand.</w:t>
       </w:r>
       <w:r>
         <w:rPr>
@@ -4039,7 +3592,7 @@
           <w:szCs w:val="22"/>
           <w:rtl w:val="0"/>
         </w:rPr>
-        <w:t xml:space="preserve">4. Model Cleanup &amp; Line-Up (4 min)</w:t>
+        <w:t>4. Model Cleanup and Line-Up (4 min)</w:t>
       </w:r>
       <w:r>
         <w:rPr>
@@ -4072,7 +3625,7 @@
           <w:szCs w:val="21"/>
           <w:rtl w:val="0"/>
         </w:rPr>
-        <w:t xml:space="preserve">“When cleanup starts, all your trash goes onto the tray first, then dumps into the can, and the tray stacks in the middle. Once your table's trash is collected, line up facing the window wall, ready before I get there.”</w:t>
+        <w:t>“At the 2-minute signal, clean your area and sort your trash. The Monitor checks your row. When your row is called, walk to the line at Level 1 and face forward.”</w:t>
       </w:r>
       <w:r>
         <w:rPr>
@@ -4105,7 +3658,7 @@
           <w:szCs w:val="21"/>
           <w:rtl w:val="0"/>
         </w:rPr>
-        <w:t xml:space="preserve">Demonstrate the two-step trash sequence and the line-up formation, table by table.</w:t>
+        <w:t>Run the release once: one row stands and lines up while the other rows stay seated.</w:t>
       </w:r>
       <w:r>
         <w:rPr>
@@ -4128,7 +3681,7 @@
           <w:szCs w:val="22"/>
           <w:rtl w:val="0"/>
         </w:rPr>
-        <w:t xml:space="preserve">5. Practice Full Speed (3 min)</w:t>
+        <w:t>5. Practice Full Speed (4 min)</w:t>
       </w:r>
       <w:r>
         <w:rPr>
@@ -4161,7 +3714,7 @@
           <w:szCs w:val="21"/>
           <w:rtl w:val="0"/>
         </w:rPr>
-        <w:t xml:space="preserve">“Let's run through the whole thing once, start to finish, just like a real lunch period.”</w:t>
+        <w:t>“Now the whole thing, start to finish, like a real lunch.”</w:t>
       </w:r>
       <w:r>
         <w:rPr>
@@ -4194,7 +3747,7 @@
           <w:szCs w:val="21"/>
           <w:rtl w:val="0"/>
         </w:rPr>
-        <w:t xml:space="preserve">Run the full sequence — entry, dismissal to the line, serving, return, cleanup, line-up — narrating specifically and positively who's holding each part of the routine (“Table 3, walking — not rushing — to the line, that's exactly it.”).</w:t>
+        <w:t>Run all six steps and name specifically what is going right: “Row B, everything on the tray before you sat down. That's responsible.”</w:t>
       </w:r>
       <w:r>
         <w:rPr>
@@ -4217,7 +3770,7 @@
           <w:szCs w:val="22"/>
           <w:rtl w:val="0"/>
         </w:rPr>
-        <w:t xml:space="preserve">Days 2–5: Reinforcing the Routine</w:t>
+        <w:t>Days 2–5: Reinforcing the Routine</w:t>
       </w:r>
       <w:r>
         <w:rPr>
@@ -4265,7 +3818,7 @@
           <w:vertAlign w:val="baseline"/>
           <w:rtl w:val="0"/>
         </w:rPr>
-        <w:t xml:space="preserve">Hold the same table-by-table dismissal order and walking pace every day — no exceptions for a rushed day.</w:t>
+        <w:t>Hold the same six steps, posts, and signals every day.</w:t>
       </w:r>
       <w:r>
         <w:rPr>
@@ -4313,7 +3866,7 @@
           <w:vertAlign w:val="baseline"/>
           <w:rtl w:val="0"/>
         </w:rPr>
-        <w:t xml:space="preserve">Stay in a fixed section, standing, scanning continuously (Radar) — address an issue and return to the same spot rather than drifting.</w:t>
+        <w:t>Keep the 2-minute signal and the row-by-row release identical so students can predict them.</w:t>
       </w:r>
       <w:r>
         <w:rPr>
@@ -4361,7 +3914,7 @@
           <w:vertAlign w:val="baseline"/>
           <w:rtl w:val="0"/>
         </w:rPr>
-        <w:t xml:space="preserve">Use the two-instance response consistently for getting up without permission: “That's one” on the first instance, moved to a silent or perimeter table on the second.</w:t>
+        <w:t>Use the same words for every direction, and restate once before the Reflect and Repair table.</w:t>
       </w:r>
       <w:r>
         <w:rPr>
@@ -4409,7 +3962,7 @@
           <w:vertAlign w:val="baseline"/>
           <w:rtl w:val="0"/>
         </w:rPr>
-        <w:t xml:space="preserve">Narrate the positive specifically and often (“That whole table walked back and sat right back down — that's exactly it.”) rather than only correcting what's going wrong.</w:t>
+        <w:t>Name what is going right out loud, by row and by value, throughout the period.</w:t>
       </w:r>
       <w:r>
         <w:rPr>
@@ -4457,32 +4010,7 @@
           <w:vertAlign w:val="baseline"/>
           <w:rtl w:val="0"/>
         </w:rPr>
-        <w:t xml:space="preserve">By day 5 or sooner, expect students to move through entry, dismissal, serving, cleanup, and line-up without a verbal reminder at each step.</w:t>
-      </w:r>
-      <w:r>
-        <w:rPr>
-          <w:rtl w:val="0"/>
-        </w:rPr>
-      </w:r>
-    </w:p>
-    <w:p>
-      <w:pPr>
-        <w:spacing w:after="120" w:before="0" w:lineRule="auto"/>
-        <w:rPr/>
-      </w:pPr>
-      <w:r>
-        <w:rPr>
-          <w:rFonts w:ascii="Calibri" w:cs="Calibri" w:eastAsia="Calibri" w:hAnsi="Calibri"/>
-          <w:b w:val="0"/>
-          <w:bCs w:val="0"/>
-          <w:i w:val="1"/>
-          <w:iCs w:val="1"/>
-          <w:color w:val="1a1a1a"/>
-          <w:sz w:val="21"/>
-          <w:szCs w:val="21"/>
-          <w:rtl w:val="0"/>
-        </w:rPr>
-        <w:t xml:space="preserve">Personalize before you teach it: use your own cafeteria's actual table numbers, serving line layout, and grade-band exit process.</w:t>
+        <w:t>By Day 5, expect students to move through all six steps without a reminder at each one.</w:t>
       </w:r>
       <w:r>
         <w:rPr>

--- a/resources/systems/procedures/schoolwide/05-lunch-expectations.docx
+++ b/resources/systems/procedures/schoolwide/05-lunch-expectations.docx
@@ -1956,7 +1956,7 @@
                 <w:szCs w:val="19"/>
                 <w:rtl w:val="0"/>
               </w:rPr>
-              <w:t>Match the level on the screen. Level 3, table voice, is the highest in the cafeteria. Level 4 is for outside only.</w:t>
+              <w:t>Match the level on the screen. Level 2, table voice, is the highest in the cafeteria: only your row can hear you.</w:t>
             </w:r>
             <w:r>
               <w:rPr>
@@ -3536,7 +3536,7 @@
           <w:szCs w:val="21"/>
           <w:rtl w:val="0"/>
         </w:rPr>
-        <w:t>“Watch the screen. The MC shows the voice level. Level 3, table voice, is the loudest we go in here. If you need something, stay at your spot and raise your hand. The Monitor for your row comes to you.”</w:t>
+        <w:t>“Watch the screen. The MC shows the voice level. Level 2, table voice, is the loudest we go in here. Only your row can hear you. If you need something, stay at your spot and raise your hand. The Monitor for your row comes to you.”</w:t>
       </w:r>
       <w:r>
         <w:rPr>
@@ -3569,7 +3569,7 @@
           <w:szCs w:val="21"/>
           <w:rtl w:val="0"/>
         </w:rPr>
-        <w:t>Practice Levels 1, 2, and 3 for five seconds each, then practice the raised hand.</w:t>
+        <w:t>Practice Levels 0, 1, and 2 for five seconds each, then practice the raised hand.</w:t>
       </w:r>
       <w:r>
         <w:rPr>
